--- a/zht/docx/027.content.docx
+++ b/zht/docx/027.content.docx
@@ -379,162 +379,120 @@
           <w:lang w:val="zh_TW" w:bidi="zh_TW"/>
         </w:rPr>
       </w:r>
-      <w:hyperlink r:id="rId13">
-        <w:r>
-          <w:rPr>
-            <w:lang w:val="zh_TW" w:bidi="zh_TW"/>
-          </w:rPr>
-          <w:rPr>
-            <w:color w:val="0000EE"/>
-            <w:u w:val="single"/>
-          </w:rPr>
-          <w:t>歷代志下3:1–3</w:t>
-        </w:r>
-      </w:hyperlink>
-    </w:p>
-    <w:p>
-      <w:pPr>
-        <w:pStyle w:val="ListBullet"/>
-        <w:spacing w:line="240" w:lineRule="auto"/>
-        <w:ind w:left="720"/>
-      </w:pPr>
-      <w:r>
-        <w:rPr>
-          <w:lang w:val="zh_TW" w:bidi="zh_TW"/>
-        </w:rPr>
-      </w:r>
-      <w:hyperlink r:id="rId14">
-        <w:r>
-          <w:rPr>
-            <w:lang w:val="zh_TW" w:bidi="zh_TW"/>
-          </w:rPr>
-          <w:rPr>
-            <w:color w:val="0000EE"/>
-            <w:u w:val="single"/>
-          </w:rPr>
-          <w:t>列王紀下13:7</w:t>
-        </w:r>
-      </w:hyperlink>
-    </w:p>
-    <w:p>
-      <w:pPr>
-        <w:pStyle w:val="ListBullet"/>
-        <w:spacing w:line="240" w:lineRule="auto"/>
-        <w:ind w:left="720"/>
-      </w:pPr>
-      <w:r>
-        <w:rPr>
-          <w:lang w:val="zh_TW" w:bidi="zh_TW"/>
-        </w:rPr>
-      </w:r>
-      <w:hyperlink r:id="rId15">
-        <w:r>
-          <w:rPr>
-            <w:lang w:val="zh_TW" w:bidi="zh_TW"/>
-          </w:rPr>
-          <w:rPr>
-            <w:color w:val="0000EE"/>
-            <w:u w:val="single"/>
-          </w:rPr>
-          <w:t>撒母耳記下24:16</w:t>
-        </w:r>
-      </w:hyperlink>
-    </w:p>
-    <w:p>
-      <w:pPr>
-        <w:pStyle w:val="ListBullet"/>
-        <w:spacing w:line="240" w:lineRule="auto"/>
-        <w:ind w:left="720"/>
-      </w:pPr>
-      <w:r>
-        <w:rPr>
-          <w:lang w:val="zh_TW" w:bidi="zh_TW"/>
-        </w:rPr>
-      </w:r>
-      <w:hyperlink r:id="rId16">
-        <w:r>
-          <w:rPr>
-            <w:lang w:val="zh_TW" w:bidi="zh_TW"/>
-          </w:rPr>
-          <w:rPr>
-            <w:color w:val="0000EE"/>
-            <w:u w:val="single"/>
-          </w:rPr>
-          <w:t>但以理書2:35</w:t>
-        </w:r>
-      </w:hyperlink>
-    </w:p>
-    <w:p>
-      <w:pPr>
-        <w:pStyle w:val="ListBullet"/>
-        <w:spacing w:line="240" w:lineRule="auto"/>
-        <w:ind w:left="720"/>
-      </w:pPr>
-      <w:r>
-        <w:rPr>
-          <w:lang w:val="zh_TW" w:bidi="zh_TW"/>
-        </w:rPr>
-      </w:r>
-      <w:hyperlink r:id="rId17">
-        <w:r>
-          <w:rPr>
-            <w:lang w:val="zh_TW" w:bidi="zh_TW"/>
-          </w:rPr>
-          <w:rPr>
-            <w:color w:val="0000EE"/>
-            <w:u w:val="single"/>
-          </w:rPr>
-          <w:t>路加福音3:17</w:t>
-        </w:r>
-      </w:hyperlink>
-    </w:p>
-    <w:p>
-      <w:pPr>
-        <w:pStyle w:val="ListBullet"/>
-        <w:spacing w:line="240" w:lineRule="auto"/>
-        <w:ind w:left="720"/>
-      </w:pPr>
-      <w:r>
-        <w:rPr>
-          <w:lang w:val="zh_TW" w:bidi="zh_TW"/>
-        </w:rPr>
-      </w:r>
-      <w:hyperlink r:id="rId18">
-        <w:r>
-          <w:rPr>
-            <w:lang w:val="zh_TW" w:bidi="zh_TW"/>
-          </w:rPr>
-          <w:rPr>
-            <w:color w:val="0000EE"/>
-            <w:u w:val="single"/>
-          </w:rPr>
-          <w:t>馬太福音3:12</w:t>
-        </w:r>
-      </w:hyperlink>
-    </w:p>
-    <w:p>
-      <w:pPr>
-        <w:pStyle w:val="ListBullet"/>
-        <w:spacing w:line="240" w:lineRule="auto"/>
-        <w:ind w:left="720"/>
-      </w:pPr>
-      <w:r>
-        <w:rPr>
-          <w:lang w:val="zh_TW" w:bidi="zh_TW"/>
-        </w:rPr>
-      </w:r>
-      <w:hyperlink r:id="rId19">
-        <w:r>
-          <w:rPr>
-            <w:lang w:val="zh_TW" w:bidi="zh_TW"/>
-          </w:rPr>
-          <w:rPr>
-            <w:color w:val="0000EE"/>
-            <w:u w:val="single"/>
-          </w:rPr>
-          <w:t>路得記3:1–2</w:t>
-        </w:r>
-      </w:hyperlink>
+      <w:r>
+        <w:rPr>
+          <w:lang w:val="zh_TW" w:bidi="zh_TW"/>
+        </w:rPr>
+        <w:t>歷代志下3:1–3</w:t>
+      </w:r>
+    </w:p>
+    <w:p>
+      <w:pPr>
+        <w:pStyle w:val="ListBullet"/>
+        <w:spacing w:line="240" w:lineRule="auto"/>
+        <w:ind w:left="720"/>
+      </w:pPr>
+      <w:r>
+        <w:rPr>
+          <w:lang w:val="zh_TW" w:bidi="zh_TW"/>
+        </w:rPr>
+      </w:r>
+      <w:r>
+        <w:rPr>
+          <w:lang w:val="zh_TW" w:bidi="zh_TW"/>
+        </w:rPr>
+        <w:t>列王紀下13:7</w:t>
+      </w:r>
+    </w:p>
+    <w:p>
+      <w:pPr>
+        <w:pStyle w:val="ListBullet"/>
+        <w:spacing w:line="240" w:lineRule="auto"/>
+        <w:ind w:left="720"/>
+      </w:pPr>
+      <w:r>
+        <w:rPr>
+          <w:lang w:val="zh_TW" w:bidi="zh_TW"/>
+        </w:rPr>
+      </w:r>
+      <w:r>
+        <w:rPr>
+          <w:lang w:val="zh_TW" w:bidi="zh_TW"/>
+        </w:rPr>
+        <w:t>撒母耳記下24:16</w:t>
+      </w:r>
+    </w:p>
+    <w:p>
+      <w:pPr>
+        <w:pStyle w:val="ListBullet"/>
+        <w:spacing w:line="240" w:lineRule="auto"/>
+        <w:ind w:left="720"/>
+      </w:pPr>
+      <w:r>
+        <w:rPr>
+          <w:lang w:val="zh_TW" w:bidi="zh_TW"/>
+        </w:rPr>
+      </w:r>
+      <w:r>
+        <w:rPr>
+          <w:lang w:val="zh_TW" w:bidi="zh_TW"/>
+        </w:rPr>
+        <w:t>但以理書2:35</w:t>
+      </w:r>
+    </w:p>
+    <w:p>
+      <w:pPr>
+        <w:pStyle w:val="ListBullet"/>
+        <w:spacing w:line="240" w:lineRule="auto"/>
+        <w:ind w:left="720"/>
+      </w:pPr>
+      <w:r>
+        <w:rPr>
+          <w:lang w:val="zh_TW" w:bidi="zh_TW"/>
+        </w:rPr>
+      </w:r>
+      <w:r>
+        <w:rPr>
+          <w:lang w:val="zh_TW" w:bidi="zh_TW"/>
+        </w:rPr>
+        <w:t>路加福音3:17</w:t>
+      </w:r>
+    </w:p>
+    <w:p>
+      <w:pPr>
+        <w:pStyle w:val="ListBullet"/>
+        <w:spacing w:line="240" w:lineRule="auto"/>
+        <w:ind w:left="720"/>
+      </w:pPr>
+      <w:r>
+        <w:rPr>
+          <w:lang w:val="zh_TW" w:bidi="zh_TW"/>
+        </w:rPr>
+      </w:r>
+      <w:r>
+        <w:rPr>
+          <w:lang w:val="zh_TW" w:bidi="zh_TW"/>
+        </w:rPr>
+        <w:t>馬太福音3:12</w:t>
+      </w:r>
+    </w:p>
+    <w:p>
+      <w:pPr>
+        <w:pStyle w:val="ListBullet"/>
+        <w:spacing w:line="240" w:lineRule="auto"/>
+        <w:ind w:left="720"/>
+      </w:pPr>
+      <w:r>
+        <w:rPr>
+          <w:lang w:val="zh_TW" w:bidi="zh_TW"/>
+        </w:rPr>
+      </w:r>
+      <w:r>
+        <w:rPr>
+          <w:lang w:val="zh_TW" w:bidi="zh_TW"/>
+        </w:rPr>
+        <w:t>路得記3:1–2</w:t>
+      </w:r>
     </w:p>
     <w:p>
       <w:pPr>
@@ -863,234 +821,174 @@
           <w:lang w:val="zh_TW" w:bidi="zh_TW"/>
         </w:rPr>
       </w:r>
-      <w:hyperlink r:id="rId20">
-        <w:r>
-          <w:rPr>
-            <w:lang w:val="zh_TW" w:bidi="zh_TW"/>
-          </w:rPr>
-          <w:rPr>
-            <w:color w:val="0000EE"/>
-            <w:u w:val="single"/>
-          </w:rPr>
-          <w:t>使徒行傳5:27</w:t>
-        </w:r>
-      </w:hyperlink>
-    </w:p>
-    <w:p>
-      <w:pPr>
-        <w:pStyle w:val="ListBullet"/>
-        <w:spacing w:line="240" w:lineRule="auto"/>
-        <w:ind w:left="720"/>
-      </w:pPr>
-      <w:r>
-        <w:rPr>
-          <w:lang w:val="zh_TW" w:bidi="zh_TW"/>
-        </w:rPr>
-      </w:r>
-      <w:hyperlink r:id="rId21">
-        <w:r>
-          <w:rPr>
-            <w:lang w:val="zh_TW" w:bidi="zh_TW"/>
-          </w:rPr>
-          <w:rPr>
-            <w:color w:val="0000EE"/>
-            <w:u w:val="single"/>
-          </w:rPr>
-          <w:t>使徒行傳7:1</w:t>
-        </w:r>
-      </w:hyperlink>
-    </w:p>
-    <w:p>
-      <w:pPr>
-        <w:pStyle w:val="ListBullet"/>
-        <w:spacing w:line="240" w:lineRule="auto"/>
-        <w:ind w:left="720"/>
-      </w:pPr>
-      <w:r>
-        <w:rPr>
-          <w:lang w:val="zh_TW" w:bidi="zh_TW"/>
-        </w:rPr>
-      </w:r>
-      <w:hyperlink r:id="rId22">
-        <w:r>
-          <w:rPr>
-            <w:lang w:val="zh_TW" w:bidi="zh_TW"/>
-          </w:rPr>
-          <w:rPr>
-            <w:color w:val="0000EE"/>
-            <w:u w:val="single"/>
-          </w:rPr>
-          <w:t>使徒行傳9:1</w:t>
-        </w:r>
-      </w:hyperlink>
-    </w:p>
-    <w:p>
-      <w:pPr>
-        <w:pStyle w:val="ListBullet"/>
-        <w:spacing w:line="240" w:lineRule="auto"/>
-        <w:ind w:left="720"/>
-      </w:pPr>
-      <w:r>
-        <w:rPr>
-          <w:lang w:val="zh_TW" w:bidi="zh_TW"/>
-        </w:rPr>
-      </w:r>
-      <w:hyperlink r:id="rId23">
-        <w:r>
-          <w:rPr>
-            <w:lang w:val="zh_TW" w:bidi="zh_TW"/>
-          </w:rPr>
-          <w:rPr>
-            <w:color w:val="0000EE"/>
-            <w:u w:val="single"/>
-          </w:rPr>
-          <w:t>出埃及記30:10</w:t>
-        </w:r>
-      </w:hyperlink>
-    </w:p>
-    <w:p>
-      <w:pPr>
-        <w:pStyle w:val="ListBullet"/>
-        <w:spacing w:line="240" w:lineRule="auto"/>
-        <w:ind w:left="720"/>
-      </w:pPr>
-      <w:r>
-        <w:rPr>
-          <w:lang w:val="zh_TW" w:bidi="zh_TW"/>
-        </w:rPr>
-      </w:r>
-      <w:hyperlink r:id="rId24">
-        <w:r>
-          <w:rPr>
-            <w:lang w:val="zh_TW" w:bidi="zh_TW"/>
-          </w:rPr>
-          <w:rPr>
-            <w:color w:val="0000EE"/>
-            <w:u w:val="single"/>
-          </w:rPr>
-          <w:t>希伯來書6:19–20</w:t>
-        </w:r>
-      </w:hyperlink>
-    </w:p>
-    <w:p>
-      <w:pPr>
-        <w:pStyle w:val="ListBullet"/>
-        <w:spacing w:line="240" w:lineRule="auto"/>
-        <w:ind w:left="720"/>
-      </w:pPr>
-      <w:r>
-        <w:rPr>
-          <w:lang w:val="zh_TW" w:bidi="zh_TW"/>
-        </w:rPr>
-      </w:r>
-      <w:hyperlink r:id="rId25">
-        <w:r>
-          <w:rPr>
-            <w:lang w:val="zh_TW" w:bidi="zh_TW"/>
-          </w:rPr>
-          <w:rPr>
-            <w:color w:val="0000EE"/>
-            <w:u w:val="single"/>
-          </w:rPr>
-          <w:t>利未記16:32</w:t>
-        </w:r>
-      </w:hyperlink>
-    </w:p>
-    <w:p>
-      <w:pPr>
-        <w:pStyle w:val="ListBullet"/>
-        <w:spacing w:line="240" w:lineRule="auto"/>
-        <w:ind w:left="720"/>
-      </w:pPr>
-      <w:r>
-        <w:rPr>
-          <w:lang w:val="zh_TW" w:bidi="zh_TW"/>
-        </w:rPr>
-      </w:r>
-      <w:hyperlink r:id="rId26">
-        <w:r>
-          <w:rPr>
-            <w:lang w:val="zh_TW" w:bidi="zh_TW"/>
-          </w:rPr>
-          <w:rPr>
-            <w:color w:val="0000EE"/>
-            <w:u w:val="single"/>
-          </w:rPr>
-          <w:t>路加福音3:2</w:t>
-        </w:r>
-      </w:hyperlink>
-    </w:p>
-    <w:p>
-      <w:pPr>
-        <w:pStyle w:val="ListBullet"/>
-        <w:spacing w:line="240" w:lineRule="auto"/>
-        <w:ind w:left="720"/>
-      </w:pPr>
-      <w:r>
-        <w:rPr>
-          <w:lang w:val="zh_TW" w:bidi="zh_TW"/>
-        </w:rPr>
-      </w:r>
-      <w:hyperlink r:id="rId27">
-        <w:r>
-          <w:rPr>
-            <w:lang w:val="zh_TW" w:bidi="zh_TW"/>
-          </w:rPr>
-          <w:rPr>
-            <w:color w:val="0000EE"/>
-            <w:u w:val="single"/>
-          </w:rPr>
-          <w:t>馬可福音2:25–26</w:t>
-        </w:r>
-      </w:hyperlink>
-    </w:p>
-    <w:p>
-      <w:pPr>
-        <w:pStyle w:val="ListBullet"/>
-        <w:spacing w:line="240" w:lineRule="auto"/>
-        <w:ind w:left="720"/>
-      </w:pPr>
-      <w:r>
-        <w:rPr>
-          <w:lang w:val="zh_TW" w:bidi="zh_TW"/>
-        </w:rPr>
-      </w:r>
-      <w:hyperlink r:id="rId28">
-        <w:r>
-          <w:rPr>
-            <w:lang w:val="zh_TW" w:bidi="zh_TW"/>
-          </w:rPr>
-          <w:rPr>
-            <w:color w:val="0000EE"/>
-            <w:u w:val="single"/>
-          </w:rPr>
-          <w:t>馬太福音26:3–5</w:t>
-        </w:r>
-      </w:hyperlink>
-    </w:p>
-    <w:p>
-      <w:pPr>
-        <w:pStyle w:val="ListBullet"/>
-        <w:spacing w:line="240" w:lineRule="auto"/>
-        <w:ind w:left="720"/>
-      </w:pPr>
-      <w:r>
-        <w:rPr>
-          <w:lang w:val="zh_TW" w:bidi="zh_TW"/>
-        </w:rPr>
-      </w:r>
-      <w:hyperlink r:id="rId29">
-        <w:r>
-          <w:rPr>
-            <w:lang w:val="zh_TW" w:bidi="zh_TW"/>
-          </w:rPr>
-          <w:rPr>
-            <w:color w:val="0000EE"/>
-            <w:u w:val="single"/>
-          </w:rPr>
-          <w:t>馬太福音26:51–54</w:t>
-        </w:r>
-      </w:hyperlink>
+      <w:r>
+        <w:rPr>
+          <w:lang w:val="zh_TW" w:bidi="zh_TW"/>
+        </w:rPr>
+        <w:t>使徒行傳5:27</w:t>
+      </w:r>
+    </w:p>
+    <w:p>
+      <w:pPr>
+        <w:pStyle w:val="ListBullet"/>
+        <w:spacing w:line="240" w:lineRule="auto"/>
+        <w:ind w:left="720"/>
+      </w:pPr>
+      <w:r>
+        <w:rPr>
+          <w:lang w:val="zh_TW" w:bidi="zh_TW"/>
+        </w:rPr>
+      </w:r>
+      <w:r>
+        <w:rPr>
+          <w:lang w:val="zh_TW" w:bidi="zh_TW"/>
+        </w:rPr>
+        <w:t>使徒行傳7:1</w:t>
+      </w:r>
+    </w:p>
+    <w:p>
+      <w:pPr>
+        <w:pStyle w:val="ListBullet"/>
+        <w:spacing w:line="240" w:lineRule="auto"/>
+        <w:ind w:left="720"/>
+      </w:pPr>
+      <w:r>
+        <w:rPr>
+          <w:lang w:val="zh_TW" w:bidi="zh_TW"/>
+        </w:rPr>
+      </w:r>
+      <w:r>
+        <w:rPr>
+          <w:lang w:val="zh_TW" w:bidi="zh_TW"/>
+        </w:rPr>
+        <w:t>使徒行傳9:1</w:t>
+      </w:r>
+    </w:p>
+    <w:p>
+      <w:pPr>
+        <w:pStyle w:val="ListBullet"/>
+        <w:spacing w:line="240" w:lineRule="auto"/>
+        <w:ind w:left="720"/>
+      </w:pPr>
+      <w:r>
+        <w:rPr>
+          <w:lang w:val="zh_TW" w:bidi="zh_TW"/>
+        </w:rPr>
+      </w:r>
+      <w:r>
+        <w:rPr>
+          <w:lang w:val="zh_TW" w:bidi="zh_TW"/>
+        </w:rPr>
+        <w:t>出埃及記30:10</w:t>
+      </w:r>
+    </w:p>
+    <w:p>
+      <w:pPr>
+        <w:pStyle w:val="ListBullet"/>
+        <w:spacing w:line="240" w:lineRule="auto"/>
+        <w:ind w:left="720"/>
+      </w:pPr>
+      <w:r>
+        <w:rPr>
+          <w:lang w:val="zh_TW" w:bidi="zh_TW"/>
+        </w:rPr>
+      </w:r>
+      <w:r>
+        <w:rPr>
+          <w:lang w:val="zh_TW" w:bidi="zh_TW"/>
+        </w:rPr>
+        <w:t>希伯來書6:19–20</w:t>
+      </w:r>
+    </w:p>
+    <w:p>
+      <w:pPr>
+        <w:pStyle w:val="ListBullet"/>
+        <w:spacing w:line="240" w:lineRule="auto"/>
+        <w:ind w:left="720"/>
+      </w:pPr>
+      <w:r>
+        <w:rPr>
+          <w:lang w:val="zh_TW" w:bidi="zh_TW"/>
+        </w:rPr>
+      </w:r>
+      <w:r>
+        <w:rPr>
+          <w:lang w:val="zh_TW" w:bidi="zh_TW"/>
+        </w:rPr>
+        <w:t>利未記16:32</w:t>
+      </w:r>
+    </w:p>
+    <w:p>
+      <w:pPr>
+        <w:pStyle w:val="ListBullet"/>
+        <w:spacing w:line="240" w:lineRule="auto"/>
+        <w:ind w:left="720"/>
+      </w:pPr>
+      <w:r>
+        <w:rPr>
+          <w:lang w:val="zh_TW" w:bidi="zh_TW"/>
+        </w:rPr>
+      </w:r>
+      <w:r>
+        <w:rPr>
+          <w:lang w:val="zh_TW" w:bidi="zh_TW"/>
+        </w:rPr>
+        <w:t>路加福音3:2</w:t>
+      </w:r>
+    </w:p>
+    <w:p>
+      <w:pPr>
+        <w:pStyle w:val="ListBullet"/>
+        <w:spacing w:line="240" w:lineRule="auto"/>
+        <w:ind w:left="720"/>
+      </w:pPr>
+      <w:r>
+        <w:rPr>
+          <w:lang w:val="zh_TW" w:bidi="zh_TW"/>
+        </w:rPr>
+      </w:r>
+      <w:r>
+        <w:rPr>
+          <w:lang w:val="zh_TW" w:bidi="zh_TW"/>
+        </w:rPr>
+        <w:t>馬可福音2:25–26</w:t>
+      </w:r>
+    </w:p>
+    <w:p>
+      <w:pPr>
+        <w:pStyle w:val="ListBullet"/>
+        <w:spacing w:line="240" w:lineRule="auto"/>
+        <w:ind w:left="720"/>
+      </w:pPr>
+      <w:r>
+        <w:rPr>
+          <w:lang w:val="zh_TW" w:bidi="zh_TW"/>
+        </w:rPr>
+      </w:r>
+      <w:r>
+        <w:rPr>
+          <w:lang w:val="zh_TW" w:bidi="zh_TW"/>
+        </w:rPr>
+        <w:t>馬太福音26:3–5</w:t>
+      </w:r>
+    </w:p>
+    <w:p>
+      <w:pPr>
+        <w:pStyle w:val="ListBullet"/>
+        <w:spacing w:line="240" w:lineRule="auto"/>
+        <w:ind w:left="720"/>
+      </w:pPr>
+      <w:r>
+        <w:rPr>
+          <w:lang w:val="zh_TW" w:bidi="zh_TW"/>
+        </w:rPr>
+      </w:r>
+      <w:r>
+        <w:rPr>
+          <w:lang w:val="zh_TW" w:bidi="zh_TW"/>
+        </w:rPr>
+        <w:t>馬太福音26:51–54</w:t>
+      </w:r>
     </w:p>
     <w:p>
       <w:pPr>
@@ -1764,90 +1662,66 @@
           <w:lang w:val="zh_TW" w:bidi="zh_TW"/>
         </w:rPr>
       </w:r>
-      <w:hyperlink r:id="rId30">
-        <w:r>
-          <w:rPr>
-            <w:lang w:val="zh_TW" w:bidi="zh_TW"/>
-          </w:rPr>
-          <w:rPr>
-            <w:color w:val="0000EE"/>
-            <w:u w:val="single"/>
-          </w:rPr>
-          <w:t>士師記16:4–5</w:t>
-        </w:r>
-      </w:hyperlink>
-    </w:p>
-    <w:p>
-      <w:pPr>
-        <w:pStyle w:val="ListBullet"/>
-        <w:spacing w:line="240" w:lineRule="auto"/>
-        <w:ind w:left="720"/>
-      </w:pPr>
-      <w:r>
-        <w:rPr>
-          <w:lang w:val="zh_TW" w:bidi="zh_TW"/>
-        </w:rPr>
-      </w:r>
-      <w:hyperlink r:id="rId31">
-        <w:r>
-          <w:rPr>
-            <w:lang w:val="zh_TW" w:bidi="zh_TW"/>
-          </w:rPr>
-          <w:rPr>
-            <w:color w:val="0000EE"/>
-            <w:u w:val="single"/>
-          </w:rPr>
-          <w:t>士師記16:6–7</w:t>
-        </w:r>
-      </w:hyperlink>
-    </w:p>
-    <w:p>
-      <w:pPr>
-        <w:pStyle w:val="ListBullet"/>
-        <w:spacing w:line="240" w:lineRule="auto"/>
-        <w:ind w:left="720"/>
-      </w:pPr>
-      <w:r>
-        <w:rPr>
-          <w:lang w:val="zh_TW" w:bidi="zh_TW"/>
-        </w:rPr>
-      </w:r>
-      <w:hyperlink r:id="rId32">
-        <w:r>
-          <w:rPr>
-            <w:lang w:val="zh_TW" w:bidi="zh_TW"/>
-          </w:rPr>
-          <w:rPr>
-            <w:color w:val="0000EE"/>
-            <w:u w:val="single"/>
-          </w:rPr>
-          <w:t>士師記16:10</w:t>
-        </w:r>
-      </w:hyperlink>
-    </w:p>
-    <w:p>
-      <w:pPr>
-        <w:pStyle w:val="ListBullet"/>
-        <w:spacing w:line="240" w:lineRule="auto"/>
-        <w:ind w:left="720"/>
-      </w:pPr>
-      <w:r>
-        <w:rPr>
-          <w:lang w:val="zh_TW" w:bidi="zh_TW"/>
-        </w:rPr>
-      </w:r>
-      <w:hyperlink r:id="rId33">
-        <w:r>
-          <w:rPr>
-            <w:lang w:val="zh_TW" w:bidi="zh_TW"/>
-          </w:rPr>
-          <w:rPr>
-            <w:color w:val="0000EE"/>
-            <w:u w:val="single"/>
-          </w:rPr>
-          <w:t>士師記16:18</w:t>
-        </w:r>
-      </w:hyperlink>
+      <w:r>
+        <w:rPr>
+          <w:lang w:val="zh_TW" w:bidi="zh_TW"/>
+        </w:rPr>
+        <w:t>士師記16:4–5</w:t>
+      </w:r>
+    </w:p>
+    <w:p>
+      <w:pPr>
+        <w:pStyle w:val="ListBullet"/>
+        <w:spacing w:line="240" w:lineRule="auto"/>
+        <w:ind w:left="720"/>
+      </w:pPr>
+      <w:r>
+        <w:rPr>
+          <w:lang w:val="zh_TW" w:bidi="zh_TW"/>
+        </w:rPr>
+      </w:r>
+      <w:r>
+        <w:rPr>
+          <w:lang w:val="zh_TW" w:bidi="zh_TW"/>
+        </w:rPr>
+        <w:t>士師記16:6–7</w:t>
+      </w:r>
+    </w:p>
+    <w:p>
+      <w:pPr>
+        <w:pStyle w:val="ListBullet"/>
+        <w:spacing w:line="240" w:lineRule="auto"/>
+        <w:ind w:left="720"/>
+      </w:pPr>
+      <w:r>
+        <w:rPr>
+          <w:lang w:val="zh_TW" w:bidi="zh_TW"/>
+        </w:rPr>
+      </w:r>
+      <w:r>
+        <w:rPr>
+          <w:lang w:val="zh_TW" w:bidi="zh_TW"/>
+        </w:rPr>
+        <w:t>士師記16:10</w:t>
+      </w:r>
+    </w:p>
+    <w:p>
+      <w:pPr>
+        <w:pStyle w:val="ListBullet"/>
+        <w:spacing w:line="240" w:lineRule="auto"/>
+        <w:ind w:left="720"/>
+      </w:pPr>
+      <w:r>
+        <w:rPr>
+          <w:lang w:val="zh_TW" w:bidi="zh_TW"/>
+        </w:rPr>
+      </w:r>
+      <w:r>
+        <w:rPr>
+          <w:lang w:val="zh_TW" w:bidi="zh_TW"/>
+        </w:rPr>
+        <w:t>士師記16:18</w:t>
+      </w:r>
     </w:p>
     <w:p>
       <w:pPr>
@@ -2083,90 +1957,66 @@
           <w:lang w:val="zh_TW" w:bidi="zh_TW"/>
         </w:rPr>
       </w:r>
-      <w:hyperlink r:id="rId34">
-        <w:r>
-          <w:rPr>
-            <w:lang w:val="zh_TW" w:bidi="zh_TW"/>
-          </w:rPr>
-          <w:rPr>
-            <w:color w:val="0000EE"/>
-            <w:u w:val="single"/>
-          </w:rPr>
-          <w:t>以斯拉記4:4–6</w:t>
-        </w:r>
-      </w:hyperlink>
-    </w:p>
-    <w:p>
-      <w:pPr>
-        <w:pStyle w:val="ListBullet"/>
-        <w:spacing w:line="240" w:lineRule="auto"/>
-        <w:ind w:left="720"/>
-      </w:pPr>
-      <w:r>
-        <w:rPr>
-          <w:lang w:val="zh_TW" w:bidi="zh_TW"/>
-        </w:rPr>
-      </w:r>
-      <w:hyperlink r:id="rId35">
-        <w:r>
-          <w:rPr>
-            <w:lang w:val="zh_TW" w:bidi="zh_TW"/>
-          </w:rPr>
-          <w:rPr>
-            <w:color w:val="0000EE"/>
-            <w:u w:val="single"/>
-          </w:rPr>
-          <w:t>哈該書1:1</w:t>
-        </w:r>
-      </w:hyperlink>
-    </w:p>
-    <w:p>
-      <w:pPr>
-        <w:pStyle w:val="ListBullet"/>
-        <w:spacing w:line="240" w:lineRule="auto"/>
-        <w:ind w:left="720"/>
-      </w:pPr>
-      <w:r>
-        <w:rPr>
-          <w:lang w:val="zh_TW" w:bidi="zh_TW"/>
-        </w:rPr>
-      </w:r>
-      <w:hyperlink r:id="rId36">
-        <w:r>
-          <w:rPr>
-            <w:lang w:val="zh_TW" w:bidi="zh_TW"/>
-          </w:rPr>
-          <w:rPr>
-            <w:color w:val="0000EE"/>
-            <w:u w:val="single"/>
-          </w:rPr>
-          <w:t>尼希米記12:22</w:t>
-        </w:r>
-      </w:hyperlink>
-    </w:p>
-    <w:p>
-      <w:pPr>
-        <w:pStyle w:val="ListBullet"/>
-        <w:spacing w:line="240" w:lineRule="auto"/>
-        <w:ind w:left="720"/>
-      </w:pPr>
-      <w:r>
-        <w:rPr>
-          <w:lang w:val="zh_TW" w:bidi="zh_TW"/>
-        </w:rPr>
-      </w:r>
-      <w:hyperlink r:id="rId37">
-        <w:r>
-          <w:rPr>
-            <w:lang w:val="zh_TW" w:bidi="zh_TW"/>
-          </w:rPr>
-          <w:rPr>
-            <w:color w:val="0000EE"/>
-            <w:u w:val="single"/>
-          </w:rPr>
-          <w:t>撒迦利亞書1:1</w:t>
-        </w:r>
-      </w:hyperlink>
+      <w:r>
+        <w:rPr>
+          <w:lang w:val="zh_TW" w:bidi="zh_TW"/>
+        </w:rPr>
+        <w:t>以斯拉記4:4–6</w:t>
+      </w:r>
+    </w:p>
+    <w:p>
+      <w:pPr>
+        <w:pStyle w:val="ListBullet"/>
+        <w:spacing w:line="240" w:lineRule="auto"/>
+        <w:ind w:left="720"/>
+      </w:pPr>
+      <w:r>
+        <w:rPr>
+          <w:lang w:val="zh_TW" w:bidi="zh_TW"/>
+        </w:rPr>
+      </w:r>
+      <w:r>
+        <w:rPr>
+          <w:lang w:val="zh_TW" w:bidi="zh_TW"/>
+        </w:rPr>
+        <w:t>哈該書1:1</w:t>
+      </w:r>
+    </w:p>
+    <w:p>
+      <w:pPr>
+        <w:pStyle w:val="ListBullet"/>
+        <w:spacing w:line="240" w:lineRule="auto"/>
+        <w:ind w:left="720"/>
+      </w:pPr>
+      <w:r>
+        <w:rPr>
+          <w:lang w:val="zh_TW" w:bidi="zh_TW"/>
+        </w:rPr>
+      </w:r>
+      <w:r>
+        <w:rPr>
+          <w:lang w:val="zh_TW" w:bidi="zh_TW"/>
+        </w:rPr>
+        <w:t>尼希米記12:22</w:t>
+      </w:r>
+    </w:p>
+    <w:p>
+      <w:pPr>
+        <w:pStyle w:val="ListBullet"/>
+        <w:spacing w:line="240" w:lineRule="auto"/>
+        <w:ind w:left="720"/>
+      </w:pPr>
+      <w:r>
+        <w:rPr>
+          <w:lang w:val="zh_TW" w:bidi="zh_TW"/>
+        </w:rPr>
+      </w:r>
+      <w:r>
+        <w:rPr>
+          <w:lang w:val="zh_TW" w:bidi="zh_TW"/>
+        </w:rPr>
+        <w:t>撒迦利亞書1:1</w:t>
+      </w:r>
     </w:p>
     <w:p>
       <w:pPr>
@@ -2444,138 +2294,102 @@
           <w:lang w:val="zh_TW" w:bidi="zh_TW"/>
         </w:rPr>
       </w:r>
-      <w:hyperlink r:id="rId38">
-        <w:r>
-          <w:rPr>
-            <w:lang w:val="zh_TW" w:bidi="zh_TW"/>
-          </w:rPr>
-          <w:rPr>
-            <w:color w:val="0000EE"/>
-            <w:u w:val="single"/>
-          </w:rPr>
-          <w:t>歷代志下24:23–24</w:t>
-        </w:r>
-      </w:hyperlink>
-    </w:p>
-    <w:p>
-      <w:pPr>
-        <w:pStyle w:val="ListBullet"/>
-        <w:spacing w:line="240" w:lineRule="auto"/>
-        <w:ind w:left="720"/>
-      </w:pPr>
-      <w:r>
-        <w:rPr>
-          <w:lang w:val="zh_TW" w:bidi="zh_TW"/>
-        </w:rPr>
-      </w:r>
-      <w:hyperlink r:id="rId39">
-        <w:r>
-          <w:rPr>
-            <w:lang w:val="zh_TW" w:bidi="zh_TW"/>
-          </w:rPr>
-          <w:rPr>
-            <w:color w:val="0000EE"/>
-            <w:u w:val="single"/>
-          </w:rPr>
-          <w:t>使徒行傳9:1–2</w:t>
-        </w:r>
-      </w:hyperlink>
-    </w:p>
-    <w:p>
-      <w:pPr>
-        <w:pStyle w:val="ListBullet"/>
-        <w:spacing w:line="240" w:lineRule="auto"/>
-        <w:ind w:left="720"/>
-      </w:pPr>
-      <w:r>
-        <w:rPr>
-          <w:lang w:val="zh_TW" w:bidi="zh_TW"/>
-        </w:rPr>
-      </w:r>
-      <w:hyperlink r:id="rId40">
-        <w:r>
-          <w:rPr>
-            <w:lang w:val="zh_TW" w:bidi="zh_TW"/>
-          </w:rPr>
-          <w:rPr>
-            <w:color w:val="0000EE"/>
-            <w:u w:val="single"/>
-          </w:rPr>
-          <w:t>使徒行傳9:3</w:t>
-        </w:r>
-      </w:hyperlink>
-    </w:p>
-    <w:p>
-      <w:pPr>
-        <w:pStyle w:val="ListBullet"/>
-        <w:spacing w:line="240" w:lineRule="auto"/>
-        <w:ind w:left="720"/>
-      </w:pPr>
-      <w:r>
-        <w:rPr>
-          <w:lang w:val="zh_TW" w:bidi="zh_TW"/>
-        </w:rPr>
-      </w:r>
-      <w:hyperlink r:id="rId41">
-        <w:r>
-          <w:rPr>
-            <w:lang w:val="zh_TW" w:bidi="zh_TW"/>
-          </w:rPr>
-          <w:rPr>
-            <w:color w:val="0000EE"/>
-            <w:u w:val="single"/>
-          </w:rPr>
-          <w:t>使徒行傳26:12</w:t>
-        </w:r>
-      </w:hyperlink>
-    </w:p>
-    <w:p>
-      <w:pPr>
-        <w:pStyle w:val="ListBullet"/>
-        <w:spacing w:line="240" w:lineRule="auto"/>
-        <w:ind w:left="720"/>
-      </w:pPr>
-      <w:r>
-        <w:rPr>
-          <w:lang w:val="zh_TW" w:bidi="zh_TW"/>
-        </w:rPr>
-      </w:r>
-      <w:hyperlink r:id="rId42">
-        <w:r>
-          <w:rPr>
-            <w:lang w:val="zh_TW" w:bidi="zh_TW"/>
-          </w:rPr>
-          <w:rPr>
-            <w:color w:val="0000EE"/>
-            <w:u w:val="single"/>
-          </w:rPr>
-          <w:t>加拉太書1:15–17</w:t>
-        </w:r>
-      </w:hyperlink>
-    </w:p>
-    <w:p>
-      <w:pPr>
-        <w:pStyle w:val="ListBullet"/>
-        <w:spacing w:line="240" w:lineRule="auto"/>
-        <w:ind w:left="720"/>
-      </w:pPr>
-      <w:r>
-        <w:rPr>
-          <w:lang w:val="zh_TW" w:bidi="zh_TW"/>
-        </w:rPr>
-      </w:r>
-      <w:hyperlink r:id="rId43">
-        <w:r>
-          <w:rPr>
-            <w:lang w:val="zh_TW" w:bidi="zh_TW"/>
-          </w:rPr>
-          <w:rPr>
-            <w:color w:val="0000EE"/>
-            <w:u w:val="single"/>
-          </w:rPr>
-          <w:t>創世記14:15–16</w:t>
-        </w:r>
-      </w:hyperlink>
+      <w:r>
+        <w:rPr>
+          <w:lang w:val="zh_TW" w:bidi="zh_TW"/>
+        </w:rPr>
+        <w:t>歷代志下24:23–24</w:t>
+      </w:r>
+    </w:p>
+    <w:p>
+      <w:pPr>
+        <w:pStyle w:val="ListBullet"/>
+        <w:spacing w:line="240" w:lineRule="auto"/>
+        <w:ind w:left="720"/>
+      </w:pPr>
+      <w:r>
+        <w:rPr>
+          <w:lang w:val="zh_TW" w:bidi="zh_TW"/>
+        </w:rPr>
+      </w:r>
+      <w:r>
+        <w:rPr>
+          <w:lang w:val="zh_TW" w:bidi="zh_TW"/>
+        </w:rPr>
+        <w:t>使徒行傳9:1–2</w:t>
+      </w:r>
+    </w:p>
+    <w:p>
+      <w:pPr>
+        <w:pStyle w:val="ListBullet"/>
+        <w:spacing w:line="240" w:lineRule="auto"/>
+        <w:ind w:left="720"/>
+      </w:pPr>
+      <w:r>
+        <w:rPr>
+          <w:lang w:val="zh_TW" w:bidi="zh_TW"/>
+        </w:rPr>
+      </w:r>
+      <w:r>
+        <w:rPr>
+          <w:lang w:val="zh_TW" w:bidi="zh_TW"/>
+        </w:rPr>
+        <w:t>使徒行傳9:3</w:t>
+      </w:r>
+    </w:p>
+    <w:p>
+      <w:pPr>
+        <w:pStyle w:val="ListBullet"/>
+        <w:spacing w:line="240" w:lineRule="auto"/>
+        <w:ind w:left="720"/>
+      </w:pPr>
+      <w:r>
+        <w:rPr>
+          <w:lang w:val="zh_TW" w:bidi="zh_TW"/>
+        </w:rPr>
+      </w:r>
+      <w:r>
+        <w:rPr>
+          <w:lang w:val="zh_TW" w:bidi="zh_TW"/>
+        </w:rPr>
+        <w:t>使徒行傳26:12</w:t>
+      </w:r>
+    </w:p>
+    <w:p>
+      <w:pPr>
+        <w:pStyle w:val="ListBullet"/>
+        <w:spacing w:line="240" w:lineRule="auto"/>
+        <w:ind w:left="720"/>
+      </w:pPr>
+      <w:r>
+        <w:rPr>
+          <w:lang w:val="zh_TW" w:bidi="zh_TW"/>
+        </w:rPr>
+      </w:r>
+      <w:r>
+        <w:rPr>
+          <w:lang w:val="zh_TW" w:bidi="zh_TW"/>
+        </w:rPr>
+        <w:t>加拉太書1:15–17</w:t>
+      </w:r>
+    </w:p>
+    <w:p>
+      <w:pPr>
+        <w:pStyle w:val="ListBullet"/>
+        <w:spacing w:line="240" w:lineRule="auto"/>
+        <w:ind w:left="720"/>
+      </w:pPr>
+      <w:r>
+        <w:rPr>
+          <w:lang w:val="zh_TW" w:bidi="zh_TW"/>
+        </w:rPr>
+      </w:r>
+      <w:r>
+        <w:rPr>
+          <w:lang w:val="zh_TW" w:bidi="zh_TW"/>
+        </w:rPr>
+        <w:t>創世記14:15–16</w:t>
+      </w:r>
     </w:p>
     <w:p>
       <w:pPr>
@@ -2841,114 +2655,84 @@
           <w:lang w:val="zh_TW" w:bidi="zh_TW"/>
         </w:rPr>
       </w:r>
-      <w:hyperlink r:id="rId44">
-        <w:r>
-          <w:rPr>
-            <w:lang w:val="zh_TW" w:bidi="zh_TW"/>
-          </w:rPr>
-          <w:rPr>
-            <w:color w:val="0000EE"/>
-            <w:u w:val="single"/>
-          </w:rPr>
-          <w:t>歷代志上11:12–14</w:t>
-        </w:r>
-      </w:hyperlink>
-    </w:p>
-    <w:p>
-      <w:pPr>
-        <w:pStyle w:val="ListBullet"/>
-        <w:spacing w:line="240" w:lineRule="auto"/>
-        <w:ind w:left="720"/>
-      </w:pPr>
-      <w:r>
-        <w:rPr>
-          <w:lang w:val="zh_TW" w:bidi="zh_TW"/>
-        </w:rPr>
-      </w:r>
-      <w:hyperlink r:id="rId45">
-        <w:r>
-          <w:rPr>
-            <w:lang w:val="zh_TW" w:bidi="zh_TW"/>
-          </w:rPr>
-          <w:rPr>
-            <w:color w:val="0000EE"/>
-            <w:u w:val="single"/>
-          </w:rPr>
-          <w:t>約伯記31:40</w:t>
-        </w:r>
-      </w:hyperlink>
-    </w:p>
-    <w:p>
-      <w:pPr>
-        <w:pStyle w:val="ListBullet"/>
-        <w:spacing w:line="240" w:lineRule="auto"/>
-        <w:ind w:left="720"/>
-      </w:pPr>
-      <w:r>
-        <w:rPr>
-          <w:lang w:val="zh_TW" w:bidi="zh_TW"/>
-        </w:rPr>
-      </w:r>
-      <w:hyperlink r:id="rId46">
-        <w:r>
-          <w:rPr>
-            <w:lang w:val="zh_TW" w:bidi="zh_TW"/>
-          </w:rPr>
-          <w:rPr>
-            <w:color w:val="0000EE"/>
-            <w:u w:val="single"/>
-          </w:rPr>
-          <w:t>士師記7:14</w:t>
-        </w:r>
-      </w:hyperlink>
-    </w:p>
-    <w:p>
-      <w:pPr>
-        <w:pStyle w:val="ListBullet"/>
-        <w:spacing w:line="240" w:lineRule="auto"/>
-        <w:ind w:left="720"/>
-      </w:pPr>
-      <w:r>
-        <w:rPr>
-          <w:lang w:val="zh_TW" w:bidi="zh_TW"/>
-        </w:rPr>
-      </w:r>
-      <w:hyperlink r:id="rId47">
-        <w:r>
-          <w:rPr>
-            <w:lang w:val="zh_TW" w:bidi="zh_TW"/>
-          </w:rPr>
-          <w:rPr>
-            <w:color w:val="0000EE"/>
-            <w:u w:val="single"/>
-          </w:rPr>
-          <w:t>民數記5:15</w:t>
-        </w:r>
-      </w:hyperlink>
-    </w:p>
-    <w:p>
-      <w:pPr>
-        <w:pStyle w:val="ListBullet"/>
-        <w:spacing w:line="240" w:lineRule="auto"/>
-        <w:ind w:left="720"/>
-      </w:pPr>
-      <w:r>
-        <w:rPr>
-          <w:lang w:val="zh_TW" w:bidi="zh_TW"/>
-        </w:rPr>
-      </w:r>
-      <w:hyperlink r:id="rId48">
-        <w:r>
-          <w:rPr>
-            <w:lang w:val="zh_TW" w:bidi="zh_TW"/>
-          </w:rPr>
-          <w:rPr>
-            <w:color w:val="0000EE"/>
-            <w:u w:val="single"/>
-          </w:rPr>
-          <w:t>啟示錄6:6</w:t>
-        </w:r>
-      </w:hyperlink>
+      <w:r>
+        <w:rPr>
+          <w:lang w:val="zh_TW" w:bidi="zh_TW"/>
+        </w:rPr>
+        <w:t>歷代志上11:12–14</w:t>
+      </w:r>
+    </w:p>
+    <w:p>
+      <w:pPr>
+        <w:pStyle w:val="ListBullet"/>
+        <w:spacing w:line="240" w:lineRule="auto"/>
+        <w:ind w:left="720"/>
+      </w:pPr>
+      <w:r>
+        <w:rPr>
+          <w:lang w:val="zh_TW" w:bidi="zh_TW"/>
+        </w:rPr>
+      </w:r>
+      <w:r>
+        <w:rPr>
+          <w:lang w:val="zh_TW" w:bidi="zh_TW"/>
+        </w:rPr>
+        <w:t>約伯記31:40</w:t>
+      </w:r>
+    </w:p>
+    <w:p>
+      <w:pPr>
+        <w:pStyle w:val="ListBullet"/>
+        <w:spacing w:line="240" w:lineRule="auto"/>
+        <w:ind w:left="720"/>
+      </w:pPr>
+      <w:r>
+        <w:rPr>
+          <w:lang w:val="zh_TW" w:bidi="zh_TW"/>
+        </w:rPr>
+      </w:r>
+      <w:r>
+        <w:rPr>
+          <w:lang w:val="zh_TW" w:bidi="zh_TW"/>
+        </w:rPr>
+        <w:t>士師記7:14</w:t>
+      </w:r>
+    </w:p>
+    <w:p>
+      <w:pPr>
+        <w:pStyle w:val="ListBullet"/>
+        <w:spacing w:line="240" w:lineRule="auto"/>
+        <w:ind w:left="720"/>
+      </w:pPr>
+      <w:r>
+        <w:rPr>
+          <w:lang w:val="zh_TW" w:bidi="zh_TW"/>
+        </w:rPr>
+      </w:r>
+      <w:r>
+        <w:rPr>
+          <w:lang w:val="zh_TW" w:bidi="zh_TW"/>
+        </w:rPr>
+        <w:t>民數記5:15</w:t>
+      </w:r>
+    </w:p>
+    <w:p>
+      <w:pPr>
+        <w:pStyle w:val="ListBullet"/>
+        <w:spacing w:line="240" w:lineRule="auto"/>
+        <w:ind w:left="720"/>
+      </w:pPr>
+      <w:r>
+        <w:rPr>
+          <w:lang w:val="zh_TW" w:bidi="zh_TW"/>
+        </w:rPr>
+      </w:r>
+      <w:r>
+        <w:rPr>
+          <w:lang w:val="zh_TW" w:bidi="zh_TW"/>
+        </w:rPr>
+        <w:t>啟示錄6:6</w:t>
+      </w:r>
     </w:p>
     <w:p>
       <w:pPr>
@@ -3268,138 +3052,102 @@
           <w:lang w:val="zh_TW" w:bidi="zh_TW"/>
         </w:rPr>
       </w:r>
-      <w:hyperlink r:id="rId49">
-        <w:r>
-          <w:rPr>
-            <w:lang w:val="zh_TW" w:bidi="zh_TW"/>
-          </w:rPr>
-          <w:rPr>
-            <w:color w:val="0000EE"/>
-            <w:u w:val="single"/>
-          </w:rPr>
-          <w:t>創世記3:3</w:t>
-        </w:r>
-      </w:hyperlink>
-    </w:p>
-    <w:p>
-      <w:pPr>
-        <w:pStyle w:val="ListBullet"/>
-        <w:spacing w:line="240" w:lineRule="auto"/>
-        <w:ind w:left="720"/>
-      </w:pPr>
-      <w:r>
-        <w:rPr>
-          <w:lang w:val="zh_TW" w:bidi="zh_TW"/>
-        </w:rPr>
-      </w:r>
-      <w:hyperlink r:id="rId50">
-        <w:r>
-          <w:rPr>
-            <w:lang w:val="zh_TW" w:bidi="zh_TW"/>
-          </w:rPr>
-          <w:rPr>
-            <w:color w:val="0000EE"/>
-            <w:u w:val="single"/>
-          </w:rPr>
-          <w:t>創世記3:4–6</w:t>
-        </w:r>
-      </w:hyperlink>
-    </w:p>
-    <w:p>
-      <w:pPr>
-        <w:pStyle w:val="ListBullet"/>
-        <w:spacing w:line="240" w:lineRule="auto"/>
-        <w:ind w:left="720"/>
-      </w:pPr>
-      <w:r>
-        <w:rPr>
-          <w:lang w:val="zh_TW" w:bidi="zh_TW"/>
-        </w:rPr>
-      </w:r>
-      <w:hyperlink r:id="rId51">
-        <w:r>
-          <w:rPr>
-            <w:lang w:val="zh_TW" w:bidi="zh_TW"/>
-          </w:rPr>
-          <w:rPr>
-            <w:color w:val="0000EE"/>
-            <w:u w:val="single"/>
-          </w:rPr>
-          <w:t>創世記3:12–13</w:t>
-        </w:r>
-      </w:hyperlink>
-    </w:p>
-    <w:p>
-      <w:pPr>
-        <w:pStyle w:val="ListBullet"/>
-        <w:spacing w:line="240" w:lineRule="auto"/>
-        <w:ind w:left="720"/>
-      </w:pPr>
-      <w:r>
-        <w:rPr>
-          <w:lang w:val="zh_TW" w:bidi="zh_TW"/>
-        </w:rPr>
-      </w:r>
-      <w:hyperlink r:id="rId52">
-        <w:r>
-          <w:rPr>
-            <w:lang w:val="zh_TW" w:bidi="zh_TW"/>
-          </w:rPr>
-          <w:rPr>
-            <w:color w:val="0000EE"/>
-            <w:u w:val="single"/>
-          </w:rPr>
-          <w:t>馬可福音16:17–18</w:t>
-        </w:r>
-      </w:hyperlink>
-    </w:p>
-    <w:p>
-      <w:pPr>
-        <w:pStyle w:val="ListBullet"/>
-        <w:spacing w:line="240" w:lineRule="auto"/>
-        <w:ind w:left="720"/>
-      </w:pPr>
-      <w:r>
-        <w:rPr>
-          <w:lang w:val="zh_TW" w:bidi="zh_TW"/>
-        </w:rPr>
-      </w:r>
-      <w:hyperlink r:id="rId53">
-        <w:r>
-          <w:rPr>
-            <w:lang w:val="zh_TW" w:bidi="zh_TW"/>
-          </w:rPr>
-          <w:rPr>
-            <w:color w:val="0000EE"/>
-            <w:u w:val="single"/>
-          </w:rPr>
-          <w:t>馬太福音3:7</w:t>
-        </w:r>
-      </w:hyperlink>
-    </w:p>
-    <w:p>
-      <w:pPr>
-        <w:pStyle w:val="ListBullet"/>
-        <w:spacing w:line="240" w:lineRule="auto"/>
-        <w:ind w:left="720"/>
-      </w:pPr>
-      <w:r>
-        <w:rPr>
-          <w:lang w:val="zh_TW" w:bidi="zh_TW"/>
-        </w:rPr>
-      </w:r>
-      <w:hyperlink r:id="rId54">
-        <w:r>
-          <w:rPr>
-            <w:lang w:val="zh_TW" w:bidi="zh_TW"/>
-          </w:rPr>
-          <w:rPr>
-            <w:color w:val="0000EE"/>
-            <w:u w:val="single"/>
-          </w:rPr>
-          <w:t>馬太福音23:33</w:t>
-        </w:r>
-      </w:hyperlink>
+      <w:r>
+        <w:rPr>
+          <w:lang w:val="zh_TW" w:bidi="zh_TW"/>
+        </w:rPr>
+        <w:t>創世記3:3</w:t>
+      </w:r>
+    </w:p>
+    <w:p>
+      <w:pPr>
+        <w:pStyle w:val="ListBullet"/>
+        <w:spacing w:line="240" w:lineRule="auto"/>
+        <w:ind w:left="720"/>
+      </w:pPr>
+      <w:r>
+        <w:rPr>
+          <w:lang w:val="zh_TW" w:bidi="zh_TW"/>
+        </w:rPr>
+      </w:r>
+      <w:r>
+        <w:rPr>
+          <w:lang w:val="zh_TW" w:bidi="zh_TW"/>
+        </w:rPr>
+        <w:t>創世記3:4–6</w:t>
+      </w:r>
+    </w:p>
+    <w:p>
+      <w:pPr>
+        <w:pStyle w:val="ListBullet"/>
+        <w:spacing w:line="240" w:lineRule="auto"/>
+        <w:ind w:left="720"/>
+      </w:pPr>
+      <w:r>
+        <w:rPr>
+          <w:lang w:val="zh_TW" w:bidi="zh_TW"/>
+        </w:rPr>
+      </w:r>
+      <w:r>
+        <w:rPr>
+          <w:lang w:val="zh_TW" w:bidi="zh_TW"/>
+        </w:rPr>
+        <w:t>創世記3:12–13</w:t>
+      </w:r>
+    </w:p>
+    <w:p>
+      <w:pPr>
+        <w:pStyle w:val="ListBullet"/>
+        <w:spacing w:line="240" w:lineRule="auto"/>
+        <w:ind w:left="720"/>
+      </w:pPr>
+      <w:r>
+        <w:rPr>
+          <w:lang w:val="zh_TW" w:bidi="zh_TW"/>
+        </w:rPr>
+      </w:r>
+      <w:r>
+        <w:rPr>
+          <w:lang w:val="zh_TW" w:bidi="zh_TW"/>
+        </w:rPr>
+        <w:t>馬可福音16:17–18</w:t>
+      </w:r>
+    </w:p>
+    <w:p>
+      <w:pPr>
+        <w:pStyle w:val="ListBullet"/>
+        <w:spacing w:line="240" w:lineRule="auto"/>
+        <w:ind w:left="720"/>
+      </w:pPr>
+      <w:r>
+        <w:rPr>
+          <w:lang w:val="zh_TW" w:bidi="zh_TW"/>
+        </w:rPr>
+      </w:r>
+      <w:r>
+        <w:rPr>
+          <w:lang w:val="zh_TW" w:bidi="zh_TW"/>
+        </w:rPr>
+        <w:t>馬太福音3:7</w:t>
+      </w:r>
+    </w:p>
+    <w:p>
+      <w:pPr>
+        <w:pStyle w:val="ListBullet"/>
+        <w:spacing w:line="240" w:lineRule="auto"/>
+        <w:ind w:left="720"/>
+      </w:pPr>
+      <w:r>
+        <w:rPr>
+          <w:lang w:val="zh_TW" w:bidi="zh_TW"/>
+        </w:rPr>
+      </w:r>
+      <w:r>
+        <w:rPr>
+          <w:lang w:val="zh_TW" w:bidi="zh_TW"/>
+        </w:rPr>
+        <w:t>馬太福音23:33</w:t>
+      </w:r>
     </w:p>
     <w:p>
       <w:pPr>
@@ -3641,66 +3389,48 @@
           <w:lang w:val="zh_TW" w:bidi="zh_TW"/>
         </w:rPr>
       </w:r>
-      <w:hyperlink r:id="rId55">
-        <w:r>
-          <w:rPr>
-            <w:lang w:val="zh_TW" w:bidi="zh_TW"/>
-          </w:rPr>
-          <w:rPr>
-            <w:color w:val="0000EE"/>
-            <w:u w:val="single"/>
-          </w:rPr>
-          <w:t>使徒行傳9:11</w:t>
-        </w:r>
-      </w:hyperlink>
-    </w:p>
-    <w:p>
-      <w:pPr>
-        <w:pStyle w:val="ListBullet"/>
-        <w:spacing w:line="240" w:lineRule="auto"/>
-        <w:ind w:left="720"/>
-      </w:pPr>
-      <w:r>
-        <w:rPr>
-          <w:lang w:val="zh_TW" w:bidi="zh_TW"/>
-        </w:rPr>
-      </w:r>
-      <w:hyperlink r:id="rId56">
-        <w:r>
-          <w:rPr>
-            <w:lang w:val="zh_TW" w:bidi="zh_TW"/>
-          </w:rPr>
-          <w:rPr>
-            <w:color w:val="0000EE"/>
-            <w:u w:val="single"/>
-          </w:rPr>
-          <w:t>使徒行傳9:30</w:t>
-        </w:r>
-      </w:hyperlink>
-    </w:p>
-    <w:p>
-      <w:pPr>
-        <w:pStyle w:val="ListBullet"/>
-        <w:spacing w:line="240" w:lineRule="auto"/>
-        <w:ind w:left="720"/>
-      </w:pPr>
-      <w:r>
-        <w:rPr>
-          <w:lang w:val="zh_TW" w:bidi="zh_TW"/>
-        </w:rPr>
-      </w:r>
-      <w:hyperlink r:id="rId57">
-        <w:r>
-          <w:rPr>
-            <w:lang w:val="zh_TW" w:bidi="zh_TW"/>
-          </w:rPr>
-          <w:rPr>
-            <w:color w:val="0000EE"/>
-            <w:u w:val="single"/>
-          </w:rPr>
-          <w:t>使徒行傳11:25</w:t>
-        </w:r>
-      </w:hyperlink>
+      <w:r>
+        <w:rPr>
+          <w:lang w:val="zh_TW" w:bidi="zh_TW"/>
+        </w:rPr>
+        <w:t>使徒行傳9:11</w:t>
+      </w:r>
+    </w:p>
+    <w:p>
+      <w:pPr>
+        <w:pStyle w:val="ListBullet"/>
+        <w:spacing w:line="240" w:lineRule="auto"/>
+        <w:ind w:left="720"/>
+      </w:pPr>
+      <w:r>
+        <w:rPr>
+          <w:lang w:val="zh_TW" w:bidi="zh_TW"/>
+        </w:rPr>
+      </w:r>
+      <w:r>
+        <w:rPr>
+          <w:lang w:val="zh_TW" w:bidi="zh_TW"/>
+        </w:rPr>
+        <w:t>使徒行傳9:30</w:t>
+      </w:r>
+    </w:p>
+    <w:p>
+      <w:pPr>
+        <w:pStyle w:val="ListBullet"/>
+        <w:spacing w:line="240" w:lineRule="auto"/>
+        <w:ind w:left="720"/>
+      </w:pPr>
+      <w:r>
+        <w:rPr>
+          <w:lang w:val="zh_TW" w:bidi="zh_TW"/>
+        </w:rPr>
+      </w:r>
+      <w:r>
+        <w:rPr>
+          <w:lang w:val="zh_TW" w:bidi="zh_TW"/>
+        </w:rPr>
+        <w:t>使徒行傳11:25</w:t>
+      </w:r>
     </w:p>
     <w:p>
       <w:pPr>
@@ -3966,186 +3696,138 @@
           <w:lang w:val="zh_TW" w:bidi="zh_TW"/>
         </w:rPr>
       </w:r>
-      <w:hyperlink r:id="rId58">
-        <w:r>
-          <w:rPr>
-            <w:lang w:val="zh_TW" w:bidi="zh_TW"/>
-          </w:rPr>
-          <w:rPr>
-            <w:color w:val="0000EE"/>
-            <w:u w:val="single"/>
-          </w:rPr>
-          <w:t>撒母耳記上17:12–13</w:t>
-        </w:r>
-      </w:hyperlink>
-    </w:p>
-    <w:p>
-      <w:pPr>
-        <w:pStyle w:val="ListBullet"/>
-        <w:spacing w:line="240" w:lineRule="auto"/>
-        <w:ind w:left="720"/>
-      </w:pPr>
-      <w:r>
-        <w:rPr>
-          <w:lang w:val="zh_TW" w:bidi="zh_TW"/>
-        </w:rPr>
-      </w:r>
-      <w:hyperlink r:id="rId59">
-        <w:r>
-          <w:rPr>
-            <w:lang w:val="zh_TW" w:bidi="zh_TW"/>
-          </w:rPr>
-          <w:rPr>
-            <w:color w:val="0000EE"/>
-            <w:u w:val="single"/>
-          </w:rPr>
-          <w:t>撒母耳記上20:34</w:t>
-        </w:r>
-      </w:hyperlink>
-    </w:p>
-    <w:p>
-      <w:pPr>
-        <w:pStyle w:val="ListBullet"/>
-        <w:spacing w:line="240" w:lineRule="auto"/>
-        <w:ind w:left="720"/>
-      </w:pPr>
-      <w:r>
-        <w:rPr>
-          <w:lang w:val="zh_TW" w:bidi="zh_TW"/>
-        </w:rPr>
-      </w:r>
-      <w:hyperlink r:id="rId60">
-        <w:r>
-          <w:rPr>
-            <w:lang w:val="zh_TW" w:bidi="zh_TW"/>
-          </w:rPr>
-          <w:rPr>
-            <w:color w:val="0000EE"/>
-            <w:u w:val="single"/>
-          </w:rPr>
-          <w:t>撒母耳記下5:2</w:t>
-        </w:r>
-      </w:hyperlink>
-    </w:p>
-    <w:p>
-      <w:pPr>
-        <w:pStyle w:val="ListBullet"/>
-        <w:spacing w:line="240" w:lineRule="auto"/>
-        <w:ind w:left="720"/>
-      </w:pPr>
-      <w:r>
-        <w:rPr>
-          <w:lang w:val="zh_TW" w:bidi="zh_TW"/>
-        </w:rPr>
-      </w:r>
-      <w:hyperlink r:id="rId61">
-        <w:r>
-          <w:rPr>
-            <w:lang w:val="zh_TW" w:bidi="zh_TW"/>
-          </w:rPr>
-          <w:rPr>
-            <w:color w:val="0000EE"/>
-            <w:u w:val="single"/>
-          </w:rPr>
-          <w:t>提摩太後書2:8</w:t>
-        </w:r>
-      </w:hyperlink>
-    </w:p>
-    <w:p>
-      <w:pPr>
-        <w:pStyle w:val="ListBullet"/>
-        <w:spacing w:line="240" w:lineRule="auto"/>
-        <w:ind w:left="720"/>
-      </w:pPr>
-      <w:r>
-        <w:rPr>
-          <w:lang w:val="zh_TW" w:bidi="zh_TW"/>
-        </w:rPr>
-      </w:r>
-      <w:hyperlink r:id="rId62">
-        <w:r>
-          <w:rPr>
-            <w:lang w:val="zh_TW" w:bidi="zh_TW"/>
-          </w:rPr>
-          <w:rPr>
-            <w:color w:val="0000EE"/>
-            <w:u w:val="single"/>
-          </w:rPr>
-          <w:t>使徒行傳2:25</w:t>
-        </w:r>
-      </w:hyperlink>
-    </w:p>
-    <w:p>
-      <w:pPr>
-        <w:pStyle w:val="ListBullet"/>
-        <w:spacing w:line="240" w:lineRule="auto"/>
-        <w:ind w:left="720"/>
-      </w:pPr>
-      <w:r>
-        <w:rPr>
-          <w:lang w:val="zh_TW" w:bidi="zh_TW"/>
-        </w:rPr>
-      </w:r>
-      <w:hyperlink r:id="rId63">
-        <w:r>
-          <w:rPr>
-            <w:lang w:val="zh_TW" w:bidi="zh_TW"/>
-          </w:rPr>
-          <w:rPr>
-            <w:color w:val="0000EE"/>
-            <w:u w:val="single"/>
-          </w:rPr>
-          <w:t>使徒行傳13:22</w:t>
-        </w:r>
-      </w:hyperlink>
-    </w:p>
-    <w:p>
-      <w:pPr>
-        <w:pStyle w:val="ListBullet"/>
-        <w:spacing w:line="240" w:lineRule="auto"/>
-        <w:ind w:left="720"/>
-      </w:pPr>
-      <w:r>
-        <w:rPr>
-          <w:lang w:val="zh_TW" w:bidi="zh_TW"/>
-        </w:rPr>
-      </w:r>
-      <w:hyperlink r:id="rId64">
-        <w:r>
-          <w:rPr>
-            <w:lang w:val="zh_TW" w:bidi="zh_TW"/>
-          </w:rPr>
-          <w:rPr>
-            <w:color w:val="0000EE"/>
-            <w:u w:val="single"/>
-          </w:rPr>
-          <w:t>路加福音1:32</w:t>
-        </w:r>
-      </w:hyperlink>
-    </w:p>
-    <w:p>
-      <w:pPr>
-        <w:pStyle w:val="ListBullet"/>
-        <w:spacing w:line="240" w:lineRule="auto"/>
-        <w:ind w:left="720"/>
-      </w:pPr>
-      <w:r>
-        <w:rPr>
-          <w:lang w:val="zh_TW" w:bidi="zh_TW"/>
-        </w:rPr>
-      </w:r>
-      <w:hyperlink r:id="rId65">
-        <w:r>
-          <w:rPr>
-            <w:lang w:val="zh_TW" w:bidi="zh_TW"/>
-          </w:rPr>
-          <w:rPr>
-            <w:color w:val="0000EE"/>
-            <w:u w:val="single"/>
-          </w:rPr>
-          <w:t>馬可福音2:26</w:t>
-        </w:r>
-      </w:hyperlink>
+      <w:r>
+        <w:rPr>
+          <w:lang w:val="zh_TW" w:bidi="zh_TW"/>
+        </w:rPr>
+        <w:t>撒母耳記上17:12–13</w:t>
+      </w:r>
+    </w:p>
+    <w:p>
+      <w:pPr>
+        <w:pStyle w:val="ListBullet"/>
+        <w:spacing w:line="240" w:lineRule="auto"/>
+        <w:ind w:left="720"/>
+      </w:pPr>
+      <w:r>
+        <w:rPr>
+          <w:lang w:val="zh_TW" w:bidi="zh_TW"/>
+        </w:rPr>
+      </w:r>
+      <w:r>
+        <w:rPr>
+          <w:lang w:val="zh_TW" w:bidi="zh_TW"/>
+        </w:rPr>
+        <w:t>撒母耳記上20:34</w:t>
+      </w:r>
+    </w:p>
+    <w:p>
+      <w:pPr>
+        <w:pStyle w:val="ListBullet"/>
+        <w:spacing w:line="240" w:lineRule="auto"/>
+        <w:ind w:left="720"/>
+      </w:pPr>
+      <w:r>
+        <w:rPr>
+          <w:lang w:val="zh_TW" w:bidi="zh_TW"/>
+        </w:rPr>
+      </w:r>
+      <w:r>
+        <w:rPr>
+          <w:lang w:val="zh_TW" w:bidi="zh_TW"/>
+        </w:rPr>
+        <w:t>撒母耳記下5:2</w:t>
+      </w:r>
+    </w:p>
+    <w:p>
+      <w:pPr>
+        <w:pStyle w:val="ListBullet"/>
+        <w:spacing w:line="240" w:lineRule="auto"/>
+        <w:ind w:left="720"/>
+      </w:pPr>
+      <w:r>
+        <w:rPr>
+          <w:lang w:val="zh_TW" w:bidi="zh_TW"/>
+        </w:rPr>
+      </w:r>
+      <w:r>
+        <w:rPr>
+          <w:lang w:val="zh_TW" w:bidi="zh_TW"/>
+        </w:rPr>
+        <w:t>提摩太後書2:8</w:t>
+      </w:r>
+    </w:p>
+    <w:p>
+      <w:pPr>
+        <w:pStyle w:val="ListBullet"/>
+        <w:spacing w:line="240" w:lineRule="auto"/>
+        <w:ind w:left="720"/>
+      </w:pPr>
+      <w:r>
+        <w:rPr>
+          <w:lang w:val="zh_TW" w:bidi="zh_TW"/>
+        </w:rPr>
+      </w:r>
+      <w:r>
+        <w:rPr>
+          <w:lang w:val="zh_TW" w:bidi="zh_TW"/>
+        </w:rPr>
+        <w:t>使徒行傳2:25</w:t>
+      </w:r>
+    </w:p>
+    <w:p>
+      <w:pPr>
+        <w:pStyle w:val="ListBullet"/>
+        <w:spacing w:line="240" w:lineRule="auto"/>
+        <w:ind w:left="720"/>
+      </w:pPr>
+      <w:r>
+        <w:rPr>
+          <w:lang w:val="zh_TW" w:bidi="zh_TW"/>
+        </w:rPr>
+      </w:r>
+      <w:r>
+        <w:rPr>
+          <w:lang w:val="zh_TW" w:bidi="zh_TW"/>
+        </w:rPr>
+        <w:t>使徒行傳13:22</w:t>
+      </w:r>
+    </w:p>
+    <w:p>
+      <w:pPr>
+        <w:pStyle w:val="ListBullet"/>
+        <w:spacing w:line="240" w:lineRule="auto"/>
+        <w:ind w:left="720"/>
+      </w:pPr>
+      <w:r>
+        <w:rPr>
+          <w:lang w:val="zh_TW" w:bidi="zh_TW"/>
+        </w:rPr>
+      </w:r>
+      <w:r>
+        <w:rPr>
+          <w:lang w:val="zh_TW" w:bidi="zh_TW"/>
+        </w:rPr>
+        <w:t>路加福音1:32</w:t>
+      </w:r>
+    </w:p>
+    <w:p>
+      <w:pPr>
+        <w:pStyle w:val="ListBullet"/>
+        <w:spacing w:line="240" w:lineRule="auto"/>
+        <w:ind w:left="720"/>
+      </w:pPr>
+      <w:r>
+        <w:rPr>
+          <w:lang w:val="zh_TW" w:bidi="zh_TW"/>
+        </w:rPr>
+      </w:r>
+      <w:r>
+        <w:rPr>
+          <w:lang w:val="zh_TW" w:bidi="zh_TW"/>
+        </w:rPr>
+        <w:t>馬可福音2:26</w:t>
+      </w:r>
     </w:p>
     <w:p>
       <w:pPr>
@@ -4781,114 +4463,84 @@
           <w:lang w:val="zh_TW" w:bidi="zh_TW"/>
         </w:rPr>
       </w:r>
-      <w:hyperlink r:id="rId66">
-        <w:r>
-          <w:rPr>
-            <w:lang w:val="zh_TW" w:bidi="zh_TW"/>
-          </w:rPr>
-          <w:rPr>
-            <w:color w:val="0000EE"/>
-            <w:u w:val="single"/>
-          </w:rPr>
-          <w:t>列王紀上8:1–2</w:t>
-        </w:r>
-      </w:hyperlink>
-    </w:p>
-    <w:p>
-      <w:pPr>
-        <w:pStyle w:val="ListBullet"/>
-        <w:spacing w:line="240" w:lineRule="auto"/>
-        <w:ind w:left="720"/>
-      </w:pPr>
-      <w:r>
-        <w:rPr>
-          <w:lang w:val="zh_TW" w:bidi="zh_TW"/>
-        </w:rPr>
-      </w:r>
-      <w:hyperlink r:id="rId67">
-        <w:r>
-          <w:rPr>
-            <w:lang w:val="zh_TW" w:bidi="zh_TW"/>
-          </w:rPr>
-          <w:rPr>
-            <w:color w:val="0000EE"/>
-            <w:u w:val="single"/>
-          </w:rPr>
-          <w:t>撒母耳記下5:6–7</w:t>
-        </w:r>
-      </w:hyperlink>
-    </w:p>
-    <w:p>
-      <w:pPr>
-        <w:pStyle w:val="ListBullet"/>
-        <w:spacing w:line="240" w:lineRule="auto"/>
-        <w:ind w:left="720"/>
-      </w:pPr>
-      <w:r>
-        <w:rPr>
-          <w:lang w:val="zh_TW" w:bidi="zh_TW"/>
-        </w:rPr>
-      </w:r>
-      <w:hyperlink r:id="rId68">
-        <w:r>
-          <w:rPr>
-            <w:lang w:val="zh_TW" w:bidi="zh_TW"/>
-          </w:rPr>
-          <w:rPr>
-            <w:color w:val="0000EE"/>
-            <w:u w:val="single"/>
-          </w:rPr>
-          <w:t>以賽亞書22:8–9</w:t>
-        </w:r>
-      </w:hyperlink>
-    </w:p>
-    <w:p>
-      <w:pPr>
-        <w:pStyle w:val="ListBullet"/>
-        <w:spacing w:line="240" w:lineRule="auto"/>
-        <w:ind w:left="720"/>
-      </w:pPr>
-      <w:r>
-        <w:rPr>
-          <w:lang w:val="zh_TW" w:bidi="zh_TW"/>
-        </w:rPr>
-      </w:r>
-      <w:hyperlink r:id="rId69">
-        <w:r>
-          <w:rPr>
-            <w:lang w:val="zh_TW" w:bidi="zh_TW"/>
-          </w:rPr>
-          <w:rPr>
-            <w:color w:val="0000EE"/>
-            <w:u w:val="single"/>
-          </w:rPr>
-          <w:t>路加福音2:4</w:t>
-        </w:r>
-      </w:hyperlink>
-    </w:p>
-    <w:p>
-      <w:pPr>
-        <w:pStyle w:val="ListBullet"/>
-        <w:spacing w:line="240" w:lineRule="auto"/>
-        <w:ind w:left="720"/>
-      </w:pPr>
-      <w:r>
-        <w:rPr>
-          <w:lang w:val="zh_TW" w:bidi="zh_TW"/>
-        </w:rPr>
-      </w:r>
-      <w:hyperlink r:id="rId70">
-        <w:r>
-          <w:rPr>
-            <w:lang w:val="zh_TW" w:bidi="zh_TW"/>
-          </w:rPr>
-          <w:rPr>
-            <w:color w:val="0000EE"/>
-            <w:u w:val="single"/>
-          </w:rPr>
-          <w:t>尼希米記3:14–15</w:t>
-        </w:r>
-      </w:hyperlink>
+      <w:r>
+        <w:rPr>
+          <w:lang w:val="zh_TW" w:bidi="zh_TW"/>
+        </w:rPr>
+        <w:t>列王紀上8:1–2</w:t>
+      </w:r>
+    </w:p>
+    <w:p>
+      <w:pPr>
+        <w:pStyle w:val="ListBullet"/>
+        <w:spacing w:line="240" w:lineRule="auto"/>
+        <w:ind w:left="720"/>
+      </w:pPr>
+      <w:r>
+        <w:rPr>
+          <w:lang w:val="zh_TW" w:bidi="zh_TW"/>
+        </w:rPr>
+      </w:r>
+      <w:r>
+        <w:rPr>
+          <w:lang w:val="zh_TW" w:bidi="zh_TW"/>
+        </w:rPr>
+        <w:t>撒母耳記下5:6–7</w:t>
+      </w:r>
+    </w:p>
+    <w:p>
+      <w:pPr>
+        <w:pStyle w:val="ListBullet"/>
+        <w:spacing w:line="240" w:lineRule="auto"/>
+        <w:ind w:left="720"/>
+      </w:pPr>
+      <w:r>
+        <w:rPr>
+          <w:lang w:val="zh_TW" w:bidi="zh_TW"/>
+        </w:rPr>
+      </w:r>
+      <w:r>
+        <w:rPr>
+          <w:lang w:val="zh_TW" w:bidi="zh_TW"/>
+        </w:rPr>
+        <w:t>以賽亞書22:8–9</w:t>
+      </w:r>
+    </w:p>
+    <w:p>
+      <w:pPr>
+        <w:pStyle w:val="ListBullet"/>
+        <w:spacing w:line="240" w:lineRule="auto"/>
+        <w:ind w:left="720"/>
+      </w:pPr>
+      <w:r>
+        <w:rPr>
+          <w:lang w:val="zh_TW" w:bidi="zh_TW"/>
+        </w:rPr>
+      </w:r>
+      <w:r>
+        <w:rPr>
+          <w:lang w:val="zh_TW" w:bidi="zh_TW"/>
+        </w:rPr>
+        <w:t>路加福音2:4</w:t>
+      </w:r>
+    </w:p>
+    <w:p>
+      <w:pPr>
+        <w:pStyle w:val="ListBullet"/>
+        <w:spacing w:line="240" w:lineRule="auto"/>
+        <w:ind w:left="720"/>
+      </w:pPr>
+      <w:r>
+        <w:rPr>
+          <w:lang w:val="zh_TW" w:bidi="zh_TW"/>
+        </w:rPr>
+      </w:r>
+      <w:r>
+        <w:rPr>
+          <w:lang w:val="zh_TW" w:bidi="zh_TW"/>
+        </w:rPr>
+        <w:t>尼希米記3:14–15</w:t>
+      </w:r>
     </w:p>
     <w:p>
       <w:pPr>
@@ -5154,114 +4806,84 @@
           <w:lang w:val="zh_TW" w:bidi="zh_TW"/>
         </w:rPr>
       </w:r>
-      <w:hyperlink r:id="rId71">
-        <w:r>
-          <w:rPr>
-            <w:lang w:val="zh_TW" w:bidi="zh_TW"/>
-          </w:rPr>
-          <w:rPr>
-            <w:color w:val="0000EE"/>
-            <w:u w:val="single"/>
-          </w:rPr>
-          <w:t>歷代志下10:19</w:t>
-        </w:r>
-      </w:hyperlink>
-    </w:p>
-    <w:p>
-      <w:pPr>
-        <w:pStyle w:val="ListBullet"/>
-        <w:spacing w:line="240" w:lineRule="auto"/>
-        <w:ind w:left="720"/>
-      </w:pPr>
-      <w:r>
-        <w:rPr>
-          <w:lang w:val="zh_TW" w:bidi="zh_TW"/>
-        </w:rPr>
-      </w:r>
-      <w:hyperlink r:id="rId72">
-        <w:r>
-          <w:rPr>
-            <w:lang w:val="zh_TW" w:bidi="zh_TW"/>
-          </w:rPr>
-          <w:rPr>
-            <w:color w:val="0000EE"/>
-            <w:u w:val="single"/>
-          </w:rPr>
-          <w:t>撒母耳記下3:6</w:t>
-        </w:r>
-      </w:hyperlink>
-    </w:p>
-    <w:p>
-      <w:pPr>
-        <w:pStyle w:val="ListBullet"/>
-        <w:spacing w:line="240" w:lineRule="auto"/>
-        <w:ind w:left="720"/>
-      </w:pPr>
-      <w:r>
-        <w:rPr>
-          <w:lang w:val="zh_TW" w:bidi="zh_TW"/>
-        </w:rPr>
-      </w:r>
-      <w:hyperlink r:id="rId73">
-        <w:r>
-          <w:rPr>
-            <w:lang w:val="zh_TW" w:bidi="zh_TW"/>
-          </w:rPr>
-          <w:rPr>
-            <w:color w:val="0000EE"/>
-            <w:u w:val="single"/>
-          </w:rPr>
-          <w:t>路加福音1:69–71</w:t>
-        </w:r>
-      </w:hyperlink>
-    </w:p>
-    <w:p>
-      <w:pPr>
-        <w:pStyle w:val="ListBullet"/>
-        <w:spacing w:line="240" w:lineRule="auto"/>
-        <w:ind w:left="720"/>
-      </w:pPr>
-      <w:r>
-        <w:rPr>
-          <w:lang w:val="zh_TW" w:bidi="zh_TW"/>
-        </w:rPr>
-      </w:r>
-      <w:hyperlink r:id="rId74">
-        <w:r>
-          <w:rPr>
-            <w:lang w:val="zh_TW" w:bidi="zh_TW"/>
-          </w:rPr>
-          <w:rPr>
-            <w:color w:val="0000EE"/>
-            <w:u w:val="single"/>
-          </w:rPr>
-          <w:t>詩篇122:5</w:t>
-        </w:r>
-      </w:hyperlink>
-    </w:p>
-    <w:p>
-      <w:pPr>
-        <w:pStyle w:val="ListBullet"/>
-        <w:spacing w:line="240" w:lineRule="auto"/>
-        <w:ind w:left="720"/>
-      </w:pPr>
-      <w:r>
-        <w:rPr>
-          <w:lang w:val="zh_TW" w:bidi="zh_TW"/>
-        </w:rPr>
-      </w:r>
-      <w:hyperlink r:id="rId75">
-        <w:r>
-          <w:rPr>
-            <w:lang w:val="zh_TW" w:bidi="zh_TW"/>
-          </w:rPr>
-          <w:rPr>
-            <w:color w:val="0000EE"/>
-            <w:u w:val="single"/>
-          </w:rPr>
-          <w:t>撒迦利亞書12:7</w:t>
-        </w:r>
-      </w:hyperlink>
+      <w:r>
+        <w:rPr>
+          <w:lang w:val="zh_TW" w:bidi="zh_TW"/>
+        </w:rPr>
+        <w:t>歷代志下10:19</w:t>
+      </w:r>
+    </w:p>
+    <w:p>
+      <w:pPr>
+        <w:pStyle w:val="ListBullet"/>
+        <w:spacing w:line="240" w:lineRule="auto"/>
+        <w:ind w:left="720"/>
+      </w:pPr>
+      <w:r>
+        <w:rPr>
+          <w:lang w:val="zh_TW" w:bidi="zh_TW"/>
+        </w:rPr>
+      </w:r>
+      <w:r>
+        <w:rPr>
+          <w:lang w:val="zh_TW" w:bidi="zh_TW"/>
+        </w:rPr>
+        <w:t>撒母耳記下3:6</w:t>
+      </w:r>
+    </w:p>
+    <w:p>
+      <w:pPr>
+        <w:pStyle w:val="ListBullet"/>
+        <w:spacing w:line="240" w:lineRule="auto"/>
+        <w:ind w:left="720"/>
+      </w:pPr>
+      <w:r>
+        <w:rPr>
+          <w:lang w:val="zh_TW" w:bidi="zh_TW"/>
+        </w:rPr>
+      </w:r>
+      <w:r>
+        <w:rPr>
+          <w:lang w:val="zh_TW" w:bidi="zh_TW"/>
+        </w:rPr>
+        <w:t>路加福音1:69–71</w:t>
+      </w:r>
+    </w:p>
+    <w:p>
+      <w:pPr>
+        <w:pStyle w:val="ListBullet"/>
+        <w:spacing w:line="240" w:lineRule="auto"/>
+        <w:ind w:left="720"/>
+      </w:pPr>
+      <w:r>
+        <w:rPr>
+          <w:lang w:val="zh_TW" w:bidi="zh_TW"/>
+        </w:rPr>
+      </w:r>
+      <w:r>
+        <w:rPr>
+          <w:lang w:val="zh_TW" w:bidi="zh_TW"/>
+        </w:rPr>
+        <w:t>詩篇122:5</w:t>
+      </w:r>
+    </w:p>
+    <w:p>
+      <w:pPr>
+        <w:pStyle w:val="ListBullet"/>
+        <w:spacing w:line="240" w:lineRule="auto"/>
+        <w:ind w:left="720"/>
+      </w:pPr>
+      <w:r>
+        <w:rPr>
+          <w:lang w:val="zh_TW" w:bidi="zh_TW"/>
+        </w:rPr>
+      </w:r>
+      <w:r>
+        <w:rPr>
+          <w:lang w:val="zh_TW" w:bidi="zh_TW"/>
+        </w:rPr>
+        <w:t>撒迦利亞書12:7</w:t>
+      </w:r>
     </w:p>
     <w:p>
       <w:pPr>
@@ -5539,114 +5161,84 @@
           <w:lang w:val="zh_TW" w:bidi="zh_TW"/>
         </w:rPr>
       </w:r>
-      <w:hyperlink r:id="rId76">
-        <w:r>
-          <w:rPr>
-            <w:lang w:val="zh_TW" w:bidi="zh_TW"/>
-          </w:rPr>
-          <w:rPr>
-            <w:color w:val="0000EE"/>
-            <w:u w:val="single"/>
-          </w:rPr>
-          <w:t>馬太福音2:3</w:t>
-        </w:r>
-      </w:hyperlink>
-    </w:p>
-    <w:p>
-      <w:pPr>
-        <w:pStyle w:val="ListBullet"/>
-        <w:spacing w:line="240" w:lineRule="auto"/>
-        <w:ind w:left="720"/>
-      </w:pPr>
-      <w:r>
-        <w:rPr>
-          <w:lang w:val="zh_TW" w:bidi="zh_TW"/>
-        </w:rPr>
-      </w:r>
-      <w:hyperlink r:id="rId77">
-        <w:r>
-          <w:rPr>
-            <w:lang w:val="zh_TW" w:bidi="zh_TW"/>
-          </w:rPr>
-          <w:rPr>
-            <w:color w:val="0000EE"/>
-            <w:u w:val="single"/>
-          </w:rPr>
-          <w:t>馬太福音2:12</w:t>
-        </w:r>
-      </w:hyperlink>
-    </w:p>
-    <w:p>
-      <w:pPr>
-        <w:pStyle w:val="ListBullet"/>
-        <w:spacing w:line="240" w:lineRule="auto"/>
-        <w:ind w:left="720"/>
-      </w:pPr>
-      <w:r>
-        <w:rPr>
-          <w:lang w:val="zh_TW" w:bidi="zh_TW"/>
-        </w:rPr>
-      </w:r>
-      <w:hyperlink r:id="rId78">
-        <w:r>
-          <w:rPr>
-            <w:lang w:val="zh_TW" w:bidi="zh_TW"/>
-          </w:rPr>
-          <w:rPr>
-            <w:color w:val="0000EE"/>
-            <w:u w:val="single"/>
-          </w:rPr>
-          <w:t>馬太福音2:16</w:t>
-        </w:r>
-      </w:hyperlink>
-    </w:p>
-    <w:p>
-      <w:pPr>
-        <w:pStyle w:val="ListBullet"/>
-        <w:spacing w:line="240" w:lineRule="auto"/>
-        <w:ind w:left="720"/>
-      </w:pPr>
-      <w:r>
-        <w:rPr>
-          <w:lang w:val="zh_TW" w:bidi="zh_TW"/>
-        </w:rPr>
-      </w:r>
-      <w:hyperlink r:id="rId79">
-        <w:r>
-          <w:rPr>
-            <w:lang w:val="zh_TW" w:bidi="zh_TW"/>
-          </w:rPr>
-          <w:rPr>
-            <w:color w:val="0000EE"/>
-            <w:u w:val="single"/>
-          </w:rPr>
-          <w:t>馬太福音2:20</w:t>
-        </w:r>
-      </w:hyperlink>
-    </w:p>
-    <w:p>
-      <w:pPr>
-        <w:pStyle w:val="ListBullet"/>
-        <w:spacing w:line="240" w:lineRule="auto"/>
-        <w:ind w:left="720"/>
-      </w:pPr>
-      <w:r>
-        <w:rPr>
-          <w:lang w:val="zh_TW" w:bidi="zh_TW"/>
-        </w:rPr>
-      </w:r>
-      <w:hyperlink r:id="rId80">
-        <w:r>
-          <w:rPr>
-            <w:lang w:val="zh_TW" w:bidi="zh_TW"/>
-          </w:rPr>
-          <w:rPr>
-            <w:color w:val="0000EE"/>
-            <w:u w:val="single"/>
-          </w:rPr>
-          <w:t>馬太福音2:22</w:t>
-        </w:r>
-      </w:hyperlink>
+      <w:r>
+        <w:rPr>
+          <w:lang w:val="zh_TW" w:bidi="zh_TW"/>
+        </w:rPr>
+        <w:t>馬太福音2:3</w:t>
+      </w:r>
+    </w:p>
+    <w:p>
+      <w:pPr>
+        <w:pStyle w:val="ListBullet"/>
+        <w:spacing w:line="240" w:lineRule="auto"/>
+        <w:ind w:left="720"/>
+      </w:pPr>
+      <w:r>
+        <w:rPr>
+          <w:lang w:val="zh_TW" w:bidi="zh_TW"/>
+        </w:rPr>
+      </w:r>
+      <w:r>
+        <w:rPr>
+          <w:lang w:val="zh_TW" w:bidi="zh_TW"/>
+        </w:rPr>
+        <w:t>馬太福音2:12</w:t>
+      </w:r>
+    </w:p>
+    <w:p>
+      <w:pPr>
+        <w:pStyle w:val="ListBullet"/>
+        <w:spacing w:line="240" w:lineRule="auto"/>
+        <w:ind w:left="720"/>
+      </w:pPr>
+      <w:r>
+        <w:rPr>
+          <w:lang w:val="zh_TW" w:bidi="zh_TW"/>
+        </w:rPr>
+      </w:r>
+      <w:r>
+        <w:rPr>
+          <w:lang w:val="zh_TW" w:bidi="zh_TW"/>
+        </w:rPr>
+        <w:t>馬太福音2:16</w:t>
+      </w:r>
+    </w:p>
+    <w:p>
+      <w:pPr>
+        <w:pStyle w:val="ListBullet"/>
+        <w:spacing w:line="240" w:lineRule="auto"/>
+        <w:ind w:left="720"/>
+      </w:pPr>
+      <w:r>
+        <w:rPr>
+          <w:lang w:val="zh_TW" w:bidi="zh_TW"/>
+        </w:rPr>
+      </w:r>
+      <w:r>
+        <w:rPr>
+          <w:lang w:val="zh_TW" w:bidi="zh_TW"/>
+        </w:rPr>
+        <w:t>馬太福音2:20</w:t>
+      </w:r>
+    </w:p>
+    <w:p>
+      <w:pPr>
+        <w:pStyle w:val="ListBullet"/>
+        <w:spacing w:line="240" w:lineRule="auto"/>
+        <w:ind w:left="720"/>
+      </w:pPr>
+      <w:r>
+        <w:rPr>
+          <w:lang w:val="zh_TW" w:bidi="zh_TW"/>
+        </w:rPr>
+      </w:r>
+      <w:r>
+        <w:rPr>
+          <w:lang w:val="zh_TW" w:bidi="zh_TW"/>
+        </w:rPr>
+        <w:t>馬太福音2:22</w:t>
+      </w:r>
     </w:p>
     <w:p>
       <w:pPr>

--- a/zht/docx/027.content.docx
+++ b/zht/docx/027.content.docx
@@ -2943,13 +2943,25 @@
         <w:rPr>
           <w:lang w:val="zh_TW" w:bidi="zh_TW"/>
         </w:rPr>
+        <w:t>、違背、</w:t>
+      </w:r>
+      <w:r>
+        <w:rPr>
+          <w:lang w:val="zh_TW" w:bidi="zh_TW"/>
+        </w:rPr>
+        <w:t>伊甸園</w:t>
+      </w:r>
+      <w:r>
+        <w:rPr>
+          <w:lang w:val="zh_TW" w:bidi="zh_TW"/>
+        </w:rPr>
         <w:t>、</w:t>
       </w:r>
       <w:r>
         <w:rPr>
           <w:lang w:val="zh_TW" w:bidi="zh_TW"/>
         </w:rPr>
-        <w:t>違背</w:t>
+        <w:t>邪惡</w:t>
       </w:r>
       <w:r>
         <w:rPr>
@@ -2961,7 +2973,7 @@
         <w:rPr>
           <w:lang w:val="zh_TW" w:bidi="zh_TW"/>
         </w:rPr>
-        <w:t>伊甸園</w:t>
+        <w:t>獵物</w:t>
       </w:r>
       <w:r>
         <w:rPr>
@@ -2973,7 +2985,7 @@
         <w:rPr>
           <w:lang w:val="zh_TW" w:bidi="zh_TW"/>
         </w:rPr>
-        <w:t>邪惡</w:t>
+        <w:t>撒但</w:t>
       </w:r>
       <w:r>
         <w:rPr>
@@ -2985,7 +2997,7 @@
         <w:rPr>
           <w:lang w:val="zh_TW" w:bidi="zh_TW"/>
         </w:rPr>
-        <w:t>獵物</w:t>
+        <w:t>罪</w:t>
       </w:r>
       <w:r>
         <w:rPr>
@@ -2997,7 +3009,308 @@
         <w:rPr>
           <w:lang w:val="zh_TW" w:bidi="zh_TW"/>
         </w:rPr>
-        <w:t>撒但</w:t>
+        <w:t>試探</w:t>
+      </w:r>
+      <w:r>
+        <w:rPr>
+          <w:lang w:val="zh_TW" w:bidi="zh_TW"/>
+        </w:rPr>
+        <w:t>）</w:t>
+      </w:r>
+    </w:p>
+    <w:p>
+      <w:pPr>
+        <w:pStyle w:val="Heading3"/>
+      </w:pPr>
+      <w:r>
+        <w:rPr>
+          <w:lang w:val="zh_TW" w:bidi="zh_TW"/>
+        </w:rPr>
+        <w:t>參考經文：</w:t>
+      </w:r>
+    </w:p>
+    <w:p>
+      <w:pPr>
+        <w:pStyle w:val="ListBullet"/>
+        <w:spacing w:line="240" w:lineRule="auto"/>
+        <w:ind w:left="720"/>
+      </w:pPr>
+      <w:r>
+        <w:rPr>
+          <w:lang w:val="zh_TW" w:bidi="zh_TW"/>
+        </w:rPr>
+      </w:r>
+      <w:r>
+        <w:rPr>
+          <w:lang w:val="zh_TW" w:bidi="zh_TW"/>
+        </w:rPr>
+        <w:t>創世記3:3</w:t>
+      </w:r>
+    </w:p>
+    <w:p>
+      <w:pPr>
+        <w:pStyle w:val="ListBullet"/>
+        <w:spacing w:line="240" w:lineRule="auto"/>
+        <w:ind w:left="720"/>
+      </w:pPr>
+      <w:r>
+        <w:rPr>
+          <w:lang w:val="zh_TW" w:bidi="zh_TW"/>
+        </w:rPr>
+      </w:r>
+      <w:r>
+        <w:rPr>
+          <w:lang w:val="zh_TW" w:bidi="zh_TW"/>
+        </w:rPr>
+        <w:t>創世記3:4–6</w:t>
+      </w:r>
+    </w:p>
+    <w:p>
+      <w:pPr>
+        <w:pStyle w:val="ListBullet"/>
+        <w:spacing w:line="240" w:lineRule="auto"/>
+        <w:ind w:left="720"/>
+      </w:pPr>
+      <w:r>
+        <w:rPr>
+          <w:lang w:val="zh_TW" w:bidi="zh_TW"/>
+        </w:rPr>
+      </w:r>
+      <w:r>
+        <w:rPr>
+          <w:lang w:val="zh_TW" w:bidi="zh_TW"/>
+        </w:rPr>
+        <w:t>創世記3:12–13</w:t>
+      </w:r>
+    </w:p>
+    <w:p>
+      <w:pPr>
+        <w:pStyle w:val="ListBullet"/>
+        <w:spacing w:line="240" w:lineRule="auto"/>
+        <w:ind w:left="720"/>
+      </w:pPr>
+      <w:r>
+        <w:rPr>
+          <w:lang w:val="zh_TW" w:bidi="zh_TW"/>
+        </w:rPr>
+      </w:r>
+      <w:r>
+        <w:rPr>
+          <w:lang w:val="zh_TW" w:bidi="zh_TW"/>
+        </w:rPr>
+        <w:t>馬可福音16:17–18</w:t>
+      </w:r>
+    </w:p>
+    <w:p>
+      <w:pPr>
+        <w:pStyle w:val="ListBullet"/>
+        <w:spacing w:line="240" w:lineRule="auto"/>
+        <w:ind w:left="720"/>
+      </w:pPr>
+      <w:r>
+        <w:rPr>
+          <w:lang w:val="zh_TW" w:bidi="zh_TW"/>
+        </w:rPr>
+      </w:r>
+      <w:r>
+        <w:rPr>
+          <w:lang w:val="zh_TW" w:bidi="zh_TW"/>
+        </w:rPr>
+        <w:t>馬太福音3:7</w:t>
+      </w:r>
+    </w:p>
+    <w:p>
+      <w:pPr>
+        <w:pStyle w:val="ListBullet"/>
+        <w:spacing w:line="240" w:lineRule="auto"/>
+        <w:ind w:left="720"/>
+      </w:pPr>
+      <w:r>
+        <w:rPr>
+          <w:lang w:val="zh_TW" w:bidi="zh_TW"/>
+        </w:rPr>
+      </w:r>
+      <w:r>
+        <w:rPr>
+          <w:lang w:val="zh_TW" w:bidi="zh_TW"/>
+        </w:rPr>
+        <w:t>馬太福音23:33</w:t>
+      </w:r>
+    </w:p>
+    <w:p>
+      <w:pPr>
+        <w:pStyle w:val="Heading3"/>
+      </w:pPr>
+      <w:r>
+        <w:rPr>
+          <w:lang w:val="zh_TW" w:bidi="zh_TW"/>
+        </w:rPr>
+        <w:t>原文參照：</w:t>
+      </w:r>
+    </w:p>
+    <w:p>
+      <w:pPr>
+        <w:pStyle w:val="ListBullet"/>
+        <w:spacing w:line="240" w:lineRule="auto"/>
+        <w:ind w:left="720"/>
+      </w:pPr>
+      <w:r>
+        <w:rPr>
+          <w:lang w:val="zh_TW" w:bidi="zh_TW"/>
+        </w:rPr>
+      </w:r>
+      <w:r>
+        <w:rPr>
+          <w:lang w:val="zh_TW" w:bidi="zh_TW"/>
+        </w:rPr>
+        <w:t>史特朗號：H0660，H2119，H5175，H6620，H6848，H8314，H8577，G21910，G20620，G37890</w:t>
+      </w:r>
+      <w:r>
+        <w:rPr>
+          <w:lang w:val="zh_TW" w:bidi="zh_TW"/>
+        </w:rPr>
+      </w:r>
+      <w:r>
+        <w:rPr>
+          <w:lang w:val="zh_TW" w:bidi="zh_TW"/>
+        </w:rPr>
+      </w:r>
+    </w:p>
+    <w:p>
+      <w:pPr/>
+      <w:r>
+        <w:rPr>
+          <w:lang w:val="zh_TW" w:bidi="zh_TW"/>
+        </w:rPr>
+      </w:r>
+    </w:p>
+    <w:p>
+      <w:pPr>
+        <w:pStyle w:val="Heading2"/>
+      </w:pPr>
+      <w:r>
+        <w:rPr>
+          <w:lang w:val="zh_TW" w:bidi="zh_TW"/>
+        </w:rPr>
+        <w:t>大數</w:t>
+      </w:r>
+      <w:r>
+        <w:rPr>
+          <w:lang w:val="zh_TW" w:bidi="zh_TW"/>
+        </w:rPr>
+      </w:r>
+    </w:p>
+    <w:p>
+      <w:pPr>
+        <w:pStyle w:val="Heading3"/>
+      </w:pPr>
+      <w:r>
+        <w:rPr>
+          <w:lang w:val="zh_TW" w:bidi="zh_TW"/>
+        </w:rPr>
+        <w:t>史實：</w:t>
+      </w:r>
+    </w:p>
+    <w:p>
+      <w:pPr/>
+      <w:r>
+        <w:rPr>
+          <w:lang w:val="zh_TW" w:bidi="zh_TW"/>
+        </w:rPr>
+      </w:r>
+      <w:r>
+        <w:rPr>
+          <w:lang w:val="zh_TW" w:bidi="zh_TW"/>
+        </w:rPr>
+        <w:t>大數是羅馬帝國基利家省的一座繁榮城市，位於現今土耳其的中南部。</w:t>
+      </w:r>
+    </w:p>
+    <w:p>
+      <w:pPr>
+        <w:pStyle w:val="ListBullet"/>
+        <w:spacing w:line="240" w:lineRule="auto"/>
+        <w:ind w:left="720"/>
+      </w:pPr>
+      <w:r>
+        <w:rPr>
+          <w:lang w:val="zh_TW" w:bidi="zh_TW"/>
+        </w:rPr>
+      </w:r>
+      <w:r>
+        <w:rPr>
+          <w:lang w:val="zh_TW" w:bidi="zh_TW"/>
+        </w:rPr>
+        <w:t>大數坐落在一條主要河流旁邊，靠近地中海，因此是重要貿易路線的一部分。</w:t>
+      </w:r>
+    </w:p>
+    <w:p>
+      <w:pPr>
+        <w:pStyle w:val="ListBullet"/>
+        <w:spacing w:line="240" w:lineRule="auto"/>
+        <w:ind w:left="720"/>
+      </w:pPr>
+      <w:r>
+        <w:rPr>
+          <w:lang w:val="zh_TW" w:bidi="zh_TW"/>
+        </w:rPr>
+      </w:r>
+      <w:r>
+        <w:rPr>
+          <w:lang w:val="zh_TW" w:bidi="zh_TW"/>
+        </w:rPr>
+        <w:t>它曾一度是基利家的首府。</w:t>
+      </w:r>
+    </w:p>
+    <w:p>
+      <w:pPr>
+        <w:pStyle w:val="ListBullet"/>
+        <w:spacing w:line="240" w:lineRule="auto"/>
+        <w:ind w:left="720"/>
+      </w:pPr>
+      <w:r>
+        <w:rPr>
+          <w:lang w:val="zh_TW" w:bidi="zh_TW"/>
+        </w:rPr>
+      </w:r>
+      <w:r>
+        <w:rPr>
+          <w:lang w:val="zh_TW" w:bidi="zh_TW"/>
+        </w:rPr>
+        <w:t>在新約聖經中，大數最著名的是作為使徒保羅的家鄉。</w:t>
+      </w:r>
+    </w:p>
+    <w:p>
+      <w:pPr/>
+      <w:r>
+        <w:rPr>
+          <w:lang w:val="zh_TW" w:bidi="zh_TW"/>
+        </w:rPr>
+      </w:r>
+      <w:r>
+        <w:rPr>
+          <w:lang w:val="zh_TW" w:bidi="zh_TW"/>
+        </w:rPr>
+        <w:t>（翻譯相關建議：如何翻譯名字）</w:t>
+      </w:r>
+    </w:p>
+    <w:p>
+      <w:pPr/>
+      <w:r>
+        <w:rPr>
+          <w:lang w:val="zh_TW" w:bidi="zh_TW"/>
+        </w:rPr>
+      </w:r>
+      <w:r>
+        <w:rPr>
+          <w:lang w:val="zh_TW" w:bidi="zh_TW"/>
+        </w:rPr>
+        <w:t>（另見：</w:t>
+      </w:r>
+      <w:r>
+        <w:rPr>
+          <w:lang w:val="zh_TW" w:bidi="zh_TW"/>
+        </w:rPr>
+        <w:t>基利家</w:t>
       </w:r>
       <w:r>
         <w:rPr>
@@ -3009,7 +3322,7 @@
         <w:rPr>
           <w:lang w:val="zh_TW" w:bidi="zh_TW"/>
         </w:rPr>
-        <w:t>罪</w:t>
+        <w:t>保羅</w:t>
       </w:r>
       <w:r>
         <w:rPr>
@@ -3021,350 +3334,13 @@
         <w:rPr>
           <w:lang w:val="zh_TW" w:bidi="zh_TW"/>
         </w:rPr>
-        <w:t>試探</w:t>
-      </w:r>
-      <w:r>
-        <w:rPr>
-          <w:lang w:val="zh_TW" w:bidi="zh_TW"/>
-        </w:rPr>
-        <w:t>）</w:t>
-      </w:r>
-    </w:p>
-    <w:p>
-      <w:pPr>
-        <w:pStyle w:val="Heading3"/>
-      </w:pPr>
-      <w:r>
-        <w:rPr>
-          <w:lang w:val="zh_TW" w:bidi="zh_TW"/>
-        </w:rPr>
-        <w:t>參考經文：</w:t>
-      </w:r>
-    </w:p>
-    <w:p>
-      <w:pPr>
-        <w:pStyle w:val="ListBullet"/>
-        <w:spacing w:line="240" w:lineRule="auto"/>
-        <w:ind w:left="720"/>
-      </w:pPr>
-      <w:r>
-        <w:rPr>
-          <w:lang w:val="zh_TW" w:bidi="zh_TW"/>
-        </w:rPr>
-      </w:r>
-      <w:r>
-        <w:rPr>
-          <w:lang w:val="zh_TW" w:bidi="zh_TW"/>
-        </w:rPr>
-        <w:t>創世記3:3</w:t>
-      </w:r>
-    </w:p>
-    <w:p>
-      <w:pPr>
-        <w:pStyle w:val="ListBullet"/>
-        <w:spacing w:line="240" w:lineRule="auto"/>
-        <w:ind w:left="720"/>
-      </w:pPr>
-      <w:r>
-        <w:rPr>
-          <w:lang w:val="zh_TW" w:bidi="zh_TW"/>
-        </w:rPr>
-      </w:r>
-      <w:r>
-        <w:rPr>
-          <w:lang w:val="zh_TW" w:bidi="zh_TW"/>
-        </w:rPr>
-        <w:t>創世記3:4–6</w:t>
-      </w:r>
-    </w:p>
-    <w:p>
-      <w:pPr>
-        <w:pStyle w:val="ListBullet"/>
-        <w:spacing w:line="240" w:lineRule="auto"/>
-        <w:ind w:left="720"/>
-      </w:pPr>
-      <w:r>
-        <w:rPr>
-          <w:lang w:val="zh_TW" w:bidi="zh_TW"/>
-        </w:rPr>
-      </w:r>
-      <w:r>
-        <w:rPr>
-          <w:lang w:val="zh_TW" w:bidi="zh_TW"/>
-        </w:rPr>
-        <w:t>創世記3:12–13</w:t>
-      </w:r>
-    </w:p>
-    <w:p>
-      <w:pPr>
-        <w:pStyle w:val="ListBullet"/>
-        <w:spacing w:line="240" w:lineRule="auto"/>
-        <w:ind w:left="720"/>
-      </w:pPr>
-      <w:r>
-        <w:rPr>
-          <w:lang w:val="zh_TW" w:bidi="zh_TW"/>
-        </w:rPr>
-      </w:r>
-      <w:r>
-        <w:rPr>
-          <w:lang w:val="zh_TW" w:bidi="zh_TW"/>
-        </w:rPr>
-        <w:t>馬可福音16:17–18</w:t>
-      </w:r>
-    </w:p>
-    <w:p>
-      <w:pPr>
-        <w:pStyle w:val="ListBullet"/>
-        <w:spacing w:line="240" w:lineRule="auto"/>
-        <w:ind w:left="720"/>
-      </w:pPr>
-      <w:r>
-        <w:rPr>
-          <w:lang w:val="zh_TW" w:bidi="zh_TW"/>
-        </w:rPr>
-      </w:r>
-      <w:r>
-        <w:rPr>
-          <w:lang w:val="zh_TW" w:bidi="zh_TW"/>
-        </w:rPr>
-        <w:t>馬太福音3:7</w:t>
-      </w:r>
-    </w:p>
-    <w:p>
-      <w:pPr>
-        <w:pStyle w:val="ListBullet"/>
-        <w:spacing w:line="240" w:lineRule="auto"/>
-        <w:ind w:left="720"/>
-      </w:pPr>
-      <w:r>
-        <w:rPr>
-          <w:lang w:val="zh_TW" w:bidi="zh_TW"/>
-        </w:rPr>
-      </w:r>
-      <w:r>
-        <w:rPr>
-          <w:lang w:val="zh_TW" w:bidi="zh_TW"/>
-        </w:rPr>
-        <w:t>馬太福音23:33</w:t>
-      </w:r>
-    </w:p>
-    <w:p>
-      <w:pPr>
-        <w:pStyle w:val="Heading3"/>
-      </w:pPr>
-      <w:r>
-        <w:rPr>
-          <w:lang w:val="zh_TW" w:bidi="zh_TW"/>
-        </w:rPr>
-        <w:t>原文參照：</w:t>
-      </w:r>
-    </w:p>
-    <w:p>
-      <w:pPr>
-        <w:pStyle w:val="ListBullet"/>
-        <w:spacing w:line="240" w:lineRule="auto"/>
-        <w:ind w:left="720"/>
-      </w:pPr>
-      <w:r>
-        <w:rPr>
-          <w:lang w:val="zh_TW" w:bidi="zh_TW"/>
-        </w:rPr>
-      </w:r>
-      <w:r>
-        <w:rPr>
-          <w:lang w:val="zh_TW" w:bidi="zh_TW"/>
-        </w:rPr>
-        <w:t>史特朗號：H0660，H2119，H5175，H6620，H6848，H8314，H8577，G21910，G20620，G37890</w:t>
-      </w:r>
-      <w:r>
-        <w:rPr>
-          <w:lang w:val="zh_TW" w:bidi="zh_TW"/>
-        </w:rPr>
-      </w:r>
-      <w:r>
-        <w:rPr>
-          <w:lang w:val="zh_TW" w:bidi="zh_TW"/>
-        </w:rPr>
-      </w:r>
-    </w:p>
-    <w:p>
-      <w:pPr/>
-      <w:r>
-        <w:rPr>
-          <w:lang w:val="zh_TW" w:bidi="zh_TW"/>
-        </w:rPr>
-      </w:r>
-    </w:p>
-    <w:p>
-      <w:pPr>
-        <w:pStyle w:val="Heading2"/>
-      </w:pPr>
-      <w:r>
-        <w:rPr>
-          <w:lang w:val="zh_TW" w:bidi="zh_TW"/>
-        </w:rPr>
-        <w:t>大數</w:t>
-      </w:r>
-      <w:r>
-        <w:rPr>
-          <w:lang w:val="zh_TW" w:bidi="zh_TW"/>
-        </w:rPr>
-      </w:r>
-    </w:p>
-    <w:p>
-      <w:pPr>
-        <w:pStyle w:val="Heading3"/>
-      </w:pPr>
-      <w:r>
-        <w:rPr>
-          <w:lang w:val="zh_TW" w:bidi="zh_TW"/>
-        </w:rPr>
-        <w:t>史實：</w:t>
-      </w:r>
-    </w:p>
-    <w:p>
-      <w:pPr/>
-      <w:r>
-        <w:rPr>
-          <w:lang w:val="zh_TW" w:bidi="zh_TW"/>
-        </w:rPr>
-      </w:r>
-      <w:r>
-        <w:rPr>
-          <w:lang w:val="zh_TW" w:bidi="zh_TW"/>
-        </w:rPr>
-        <w:t>大數是羅馬帝國基利家省的一座繁榮城市，位於現今土耳其的中南部。</w:t>
-      </w:r>
-    </w:p>
-    <w:p>
-      <w:pPr>
-        <w:pStyle w:val="ListBullet"/>
-        <w:spacing w:line="240" w:lineRule="auto"/>
-        <w:ind w:left="720"/>
-      </w:pPr>
-      <w:r>
-        <w:rPr>
-          <w:lang w:val="zh_TW" w:bidi="zh_TW"/>
-        </w:rPr>
-      </w:r>
-      <w:r>
-        <w:rPr>
-          <w:lang w:val="zh_TW" w:bidi="zh_TW"/>
-        </w:rPr>
-        <w:t>大數坐落在一條主要河流旁邊，靠近地中海，因此是重要貿易路線的一部分。</w:t>
-      </w:r>
-    </w:p>
-    <w:p>
-      <w:pPr>
-        <w:pStyle w:val="ListBullet"/>
-        <w:spacing w:line="240" w:lineRule="auto"/>
-        <w:ind w:left="720"/>
-      </w:pPr>
-      <w:r>
-        <w:rPr>
-          <w:lang w:val="zh_TW" w:bidi="zh_TW"/>
-        </w:rPr>
-      </w:r>
-      <w:r>
-        <w:rPr>
-          <w:lang w:val="zh_TW" w:bidi="zh_TW"/>
-        </w:rPr>
-        <w:t>它曾一度是基利家的首府。</w:t>
-      </w:r>
-    </w:p>
-    <w:p>
-      <w:pPr>
-        <w:pStyle w:val="ListBullet"/>
-        <w:spacing w:line="240" w:lineRule="auto"/>
-        <w:ind w:left="720"/>
-      </w:pPr>
-      <w:r>
-        <w:rPr>
-          <w:lang w:val="zh_TW" w:bidi="zh_TW"/>
-        </w:rPr>
-      </w:r>
-      <w:r>
-        <w:rPr>
-          <w:lang w:val="zh_TW" w:bidi="zh_TW"/>
-        </w:rPr>
-        <w:t>在新約聖經中，大數最著名的是作為使徒保羅的家鄉。</w:t>
-      </w:r>
-    </w:p>
-    <w:p>
-      <w:pPr/>
-      <w:r>
-        <w:rPr>
-          <w:lang w:val="zh_TW" w:bidi="zh_TW"/>
-        </w:rPr>
-      </w:r>
-      <w:r>
-        <w:rPr>
-          <w:lang w:val="zh_TW" w:bidi="zh_TW"/>
-        </w:rPr>
-        <w:t>（翻譯相關建議：如何翻譯名字）</w:t>
-      </w:r>
-    </w:p>
-    <w:p>
-      <w:pPr/>
-      <w:r>
-        <w:rPr>
-          <w:lang w:val="zh_TW" w:bidi="zh_TW"/>
-        </w:rPr>
-      </w:r>
-      <w:r>
-        <w:rPr>
-          <w:lang w:val="zh_TW" w:bidi="zh_TW"/>
-        </w:rPr>
-        <w:t>（另見：</w:t>
-      </w:r>
-      <w:r>
-        <w:rPr>
-          <w:lang w:val="zh_TW" w:bidi="zh_TW"/>
-        </w:rPr>
-        <w:t>基利家</w:t>
-      </w:r>
-      <w:r>
-        <w:rPr>
-          <w:lang w:val="zh_TW" w:bidi="zh_TW"/>
-        </w:rPr>
-        <w:t>、</w:t>
-      </w:r>
-      <w:r>
-        <w:rPr>
-          <w:lang w:val="zh_TW" w:bidi="zh_TW"/>
-        </w:rPr>
-        <w:t>保羅</w:t>
-      </w:r>
-      <w:r>
-        <w:rPr>
-          <w:lang w:val="zh_TW" w:bidi="zh_TW"/>
-        </w:rPr>
-        <w:t>、</w:t>
-      </w:r>
-      <w:r>
-        <w:rPr>
-          <w:lang w:val="zh_TW" w:bidi="zh_TW"/>
-        </w:rPr>
         <w:t>省</w:t>
       </w:r>
       <w:r>
         <w:rPr>
           <w:lang w:val="zh_TW" w:bidi="zh_TW"/>
         </w:rPr>
-        <w:t>、</w:t>
-      </w:r>
-      <w:r>
-        <w:rPr>
-          <w:lang w:val="zh_TW" w:bidi="zh_TW"/>
-        </w:rPr>
-        <w:t>海</w:t>
-      </w:r>
-      <w:r>
-        <w:rPr>
-          <w:lang w:val="zh_TW" w:bidi="zh_TW"/>
-        </w:rPr>
-        <w:t>）</w:t>
+        <w:t>、海）</w:t>
       </w:r>
     </w:p>
     <w:p>
